--- a/Blueprint/BLUEPRINT.docx
+++ b/Blueprint/BLUEPRINT.docx
@@ -2325,87 +2325,77 @@
           <w:b/>
           <w:i w:val="0"/>
         </w:rPr>
-        <w:t>REFERENCES</w:t>
-      </w:r>
-      <w:r>
-        <w:t xml:space="preserve"> </w:t>
-      </w:r>
-      <w:r>
-        <w:rPr>
-          <w:b w:val="0"/>
-          <w:i w:val="0"/>
-        </w:rPr>
-        <w:t>House</w:t>
-      </w:r>
-      <w:r>
-        <w:t xml:space="preserve"> </w:t>
-      </w:r>
-      <w:r>
-        <w:rPr>
-          <w:b w:val="0"/>
-          <w:i w:val="0"/>
-        </w:rPr>
-        <w:t>exceptions,</w:t>
-      </w:r>
-      <w:r>
-        <w:t xml:space="preserve"> </w:t>
-      </w:r>
-      <w:r>
-        <w:rPr>
-          <w:b w:val="0"/>
-          <w:i w:val="0"/>
-        </w:rPr>
-        <w:t>transliterations,</w:t>
-      </w:r>
-      <w:r>
-        <w:t xml:space="preserve"> </w:t>
-      </w:r>
-      <w:r>
-        <w:rPr>
-          <w:b w:val="0"/>
-          <w:i w:val="0"/>
-        </w:rPr>
-        <w:t>naming</w:t>
-      </w:r>
-      <w:r>
-        <w:t xml:space="preserve"> </w:t>
-      </w:r>
-      <w:r>
-        <w:rPr>
-          <w:b w:val="0"/>
-          <w:i w:val="0"/>
-        </w:rPr>
-        <w:t>traps</w:t>
-      </w:r>
-      <w:r>
-        <w:t xml:space="preserve"> </w:t>
-      </w:r>
-      <w:r>
-        <w:rPr>
-          <w:b w:val="0"/>
-          <w:i w:val="0"/>
-        </w:rPr>
-        <w:t>and</w:t>
-      </w:r>
-      <w:r>
-        <w:t xml:space="preserve"> </w:t>
-      </w:r>
-      <w:r>
-        <w:rPr>
-          <w:b w:val="0"/>
-          <w:i w:val="0"/>
-        </w:rPr>
-        <w:t>geopolitical</w:t>
-      </w:r>
-      <w:r>
-        <w:t xml:space="preserve"> </w:t>
-      </w:r>
-      <w:r>
-        <w:rPr>
-          <w:b w:val="0"/>
-          <w:i w:val="0"/>
-        </w:rPr>
-        <w:t>rulings.</w:t>
+        <w:t>STATUS</w:t>
+      </w:r>
+      <w:r>
+        <w:t xml:space="preserve"> </w:t>
+      </w:r>
+      <w:r>
+        <w:rPr>
+          <w:b w:val="0"/>
+          <w:i w:val="0"/>
+        </w:rPr>
+        <w:t>Canonical</w:t>
+      </w:r>
+      <w:r>
+        <w:t xml:space="preserve"> </w:t>
+      </w:r>
+      <w:r>
+        <w:rPr>
+          <w:b w:val="0"/>
+          <w:i w:val="0"/>
+        </w:rPr>
+        <w:t>register</w:t>
+      </w:r>
+      <w:r>
+        <w:t xml:space="preserve"> </w:t>
+      </w:r>
+      <w:r>
+        <w:rPr>
+          <w:b w:val="0"/>
+          <w:i w:val="0"/>
+        </w:rPr>
+        <w:t>of</w:t>
+      </w:r>
+      <w:r>
+        <w:t xml:space="preserve"> </w:t>
+      </w:r>
+      <w:r>
+        <w:rPr>
+          <w:b w:val="0"/>
+          <w:i w:val="0"/>
+        </w:rPr>
+        <w:t>what</w:t>
+      </w:r>
+      <w:r>
+        <w:t xml:space="preserve"> </w:t>
+      </w:r>
+      <w:r>
+        <w:rPr>
+          <w:b w:val="0"/>
+          <w:i w:val="0"/>
+        </w:rPr>
+        <w:t>is</w:t>
+      </w:r>
+      <w:r>
+        <w:t xml:space="preserve"> </w:t>
+      </w:r>
+      <w:r>
+        <w:rPr>
+          <w:b w:val="0"/>
+          <w:i w:val="0"/>
+        </w:rPr>
+        <w:t>true</w:t>
+      </w:r>
+      <w:r>
+        <w:t xml:space="preserve"> </w:t>
+      </w:r>
+      <w:r>
+        <w:rPr>
+          <w:b w:val="0"/>
+          <w:i w:val="0"/>
+        </w:rPr>
+        <w:t>today.</w:t>
       </w:r>
       <w:r>
         <w:t xml:space="preserve"> </w:t>
@@ -2422,260 +2412,110 @@
       </w:r>
       <w:r>
         <w:rPr>
-          <w:b/>
-          <w:i w:val="0"/>
-        </w:rPr>
-        <w:t>Thai</w:t>
-      </w:r>
-      <w:r>
-        <w:t xml:space="preserve"> </w:t>
-      </w:r>
-      <w:r>
-        <w:rPr>
-          <w:b/>
-          <w:i w:val="0"/>
-        </w:rPr>
-        <w:t>entities</w:t>
-      </w:r>
-      <w:r>
-        <w:t xml:space="preserve"> </w:t>
-      </w:r>
-      <w:r>
-        <w:rPr>
-          <w:b w:val="0"/>
-          <w:i w:val="0"/>
-        </w:rPr>
-        <w:t>—</w:t>
-      </w:r>
-      <w:r>
-        <w:t xml:space="preserve"> </w:t>
-      </w:r>
-      <w:r>
-        <w:rPr>
-          <w:b w:val="0"/>
-          <w:i w:val="0"/>
-        </w:rPr>
-        <w:t>geography,</w:t>
-      </w:r>
-      <w:r>
-        <w:t xml:space="preserve"> </w:t>
-      </w:r>
-      <w:r>
-        <w:rPr>
-          <w:b w:val="0"/>
-          <w:i w:val="0"/>
-        </w:rPr>
-        <w:t>districts,</w:t>
-      </w:r>
-      <w:r>
-        <w:t xml:space="preserve"> </w:t>
-      </w:r>
-      <w:r>
-        <w:rPr>
-          <w:b w:val="0"/>
-          <w:i w:val="0"/>
-        </w:rPr>
-        <w:t>politicians,</w:t>
-      </w:r>
-      <w:r>
-        <w:t xml:space="preserve"> </w:t>
-      </w:r>
-      <w:r>
-        <w:rPr>
-          <w:b w:val="0"/>
-          <w:i w:val="0"/>
-        </w:rPr>
-        <w:t>institutions</w:t>
-      </w:r>
-      <w:r>
-        <w:t xml:space="preserve"> </w:t>
-      </w:r>
-      <w:r>
-        <w:rPr>
-          <w:b w:val="0"/>
-          <w:i w:val="0"/>
-        </w:rPr>
-        <w:t>and</w:t>
-      </w:r>
-      <w:r>
-        <w:t xml:space="preserve"> </w:t>
-      </w:r>
-      <w:r>
-        <w:rPr>
-          <w:b w:val="0"/>
-          <w:i w:val="0"/>
-        </w:rPr>
-        <w:t>transliterations;</w:t>
-      </w:r>
-      <w:r>
-        <w:t xml:space="preserve"> </w:t>
-      </w:r>
-      <w:r>
-        <w:rPr>
-          <w:b/>
-          <w:i w:val="0"/>
-        </w:rPr>
-        <w:t>geopolitical</w:t>
-      </w:r>
-      <w:r>
-        <w:t xml:space="preserve"> </w:t>
-      </w:r>
-      <w:r>
-        <w:rPr>
-          <w:b/>
-          <w:i w:val="0"/>
-        </w:rPr>
-        <w:t>names</w:t>
-      </w:r>
-      <w:r>
-        <w:t xml:space="preserve"> </w:t>
-      </w:r>
-      <w:r>
-        <w:rPr>
-          <w:b/>
-          <w:i w:val="0"/>
-        </w:rPr>
-        <w:t>and</w:t>
-      </w:r>
-      <w:r>
-        <w:t xml:space="preserve"> </w:t>
-      </w:r>
-      <w:r>
-        <w:rPr>
-          <w:b/>
-          <w:i w:val="0"/>
-        </w:rPr>
-        <w:t>demonyms</w:t>
-      </w:r>
-      <w:r>
-        <w:t xml:space="preserve"> </w:t>
-      </w:r>
-      <w:r>
-        <w:rPr>
-          <w:b w:val="0"/>
-          <w:i w:val="0"/>
-        </w:rPr>
-        <w:t>—</w:t>
-      </w:r>
-      <w:r>
-        <w:t xml:space="preserve"> </w:t>
-      </w:r>
-      <w:r>
-        <w:rPr>
-          <w:b w:val="0"/>
-          <w:i w:val="0"/>
-        </w:rPr>
-        <w:t>countries,</w:t>
-      </w:r>
-      <w:r>
-        <w:t xml:space="preserve"> </w:t>
-      </w:r>
-      <w:r>
-        <w:rPr>
-          <w:b w:val="0"/>
-          <w:i w:val="0"/>
-        </w:rPr>
-        <w:t>regions</w:t>
-      </w:r>
-      <w:r>
-        <w:t xml:space="preserve"> </w:t>
-      </w:r>
-      <w:r>
-        <w:rPr>
-          <w:b w:val="0"/>
-          <w:i w:val="0"/>
-        </w:rPr>
-        <w:t>and</w:t>
-      </w:r>
-      <w:r>
-        <w:t xml:space="preserve"> </w:t>
-      </w:r>
-      <w:r>
-        <w:rPr>
-          <w:b w:val="0"/>
-          <w:i w:val="0"/>
-        </w:rPr>
-        <w:t>nationalities;</w:t>
-      </w:r>
-      <w:r>
-        <w:t xml:space="preserve"> </w:t>
-      </w:r>
-      <w:r>
-        <w:rPr>
-          <w:b/>
-          <w:i w:val="0"/>
-        </w:rPr>
-        <w:t>confusable</w:t>
-      </w:r>
-      <w:r>
-        <w:t xml:space="preserve"> </w:t>
-      </w:r>
-      <w:r>
-        <w:rPr>
-          <w:b/>
-          <w:i w:val="0"/>
-        </w:rPr>
-        <w:t>vocabulary</w:t>
-      </w:r>
-      <w:r>
-        <w:t xml:space="preserve"> </w:t>
-      </w:r>
-      <w:r>
-        <w:rPr>
-          <w:b w:val="0"/>
-          <w:i w:val="0"/>
-        </w:rPr>
-        <w:t>—</w:t>
-      </w:r>
-      <w:r>
-        <w:t xml:space="preserve"> </w:t>
-      </w:r>
-      <w:r>
-        <w:rPr>
-          <w:b w:val="0"/>
-          <w:i w:val="0"/>
-        </w:rPr>
-        <w:t>grammatical</w:t>
-      </w:r>
-      <w:r>
-        <w:t xml:space="preserve"> </w:t>
-      </w:r>
-      <w:r>
-        <w:rPr>
-          <w:b w:val="0"/>
-          <w:i w:val="0"/>
-        </w:rPr>
-        <w:t>traps</w:t>
-      </w:r>
-      <w:r>
-        <w:t xml:space="preserve"> </w:t>
-      </w:r>
-      <w:r>
-        <w:rPr>
-          <w:b w:val="0"/>
-          <w:i w:val="0"/>
-        </w:rPr>
-        <w:t>and</w:t>
-      </w:r>
-      <w:r>
-        <w:t xml:space="preserve"> </w:t>
-      </w:r>
-      <w:r>
-        <w:rPr>
-          <w:b w:val="0"/>
-          <w:i w:val="0"/>
-        </w:rPr>
-        <w:t>journalistic</w:t>
-      </w:r>
-      <w:r>
-        <w:t xml:space="preserve"> </w:t>
-      </w:r>
-      <w:r>
-        <w:rPr>
-          <w:b w:val="0"/>
-          <w:i w:val="0"/>
-        </w:rPr>
-        <w:t>designations.</w:t>
+          <w:b w:val="0"/>
+          <w:i w:val="0"/>
+        </w:rPr>
+        <w:t>any</w:t>
+      </w:r>
+      <w:r>
+        <w:t xml:space="preserve"> </w:t>
+      </w:r>
+      <w:r>
+        <w:rPr>
+          <w:b w:val="0"/>
+          <w:i w:val="0"/>
+        </w:rPr>
+        <w:t>name</w:t>
+      </w:r>
+      <w:r>
+        <w:t xml:space="preserve"> </w:t>
+      </w:r>
+      <w:r>
+        <w:rPr>
+          <w:b w:val="0"/>
+          <w:i w:val="0"/>
+        </w:rPr>
+        <w:t>carrying</w:t>
+      </w:r>
+      <w:r>
+        <w:t xml:space="preserve"> </w:t>
+      </w:r>
+      <w:r>
+        <w:rPr>
+          <w:b w:val="0"/>
+          <w:i w:val="0"/>
+        </w:rPr>
+        <w:t>a</w:t>
+      </w:r>
+      <w:r>
+        <w:t xml:space="preserve"> </w:t>
+      </w:r>
+      <w:r>
+        <w:rPr>
+          <w:b w:val="0"/>
+          <w:i w:val="0"/>
+        </w:rPr>
+        <w:t>high-profile</w:t>
+      </w:r>
+      <w:r>
+        <w:t xml:space="preserve"> </w:t>
+      </w:r>
+      <w:r>
+        <w:rPr>
+          <w:b w:val="0"/>
+          <w:i w:val="0"/>
+        </w:rPr>
+        <w:t>claim</w:t>
+      </w:r>
+      <w:r>
+        <w:t xml:space="preserve"> </w:t>
+      </w:r>
+      <w:r>
+        <w:rPr>
+          <w:b w:val="0"/>
+          <w:i w:val="0"/>
+        </w:rPr>
+        <w:t>of</w:t>
+      </w:r>
+      <w:r>
+        <w:t xml:space="preserve"> </w:t>
+      </w:r>
+      <w:r>
+        <w:rPr>
+          <w:b w:val="0"/>
+          <w:i w:val="0"/>
+        </w:rPr>
+        <w:t>title,</w:t>
+      </w:r>
+      <w:r>
+        <w:t xml:space="preserve"> </w:t>
+      </w:r>
+      <w:r>
+        <w:rPr>
+          <w:b w:val="0"/>
+          <w:i w:val="0"/>
+        </w:rPr>
+        <w:t>office</w:t>
+      </w:r>
+      <w:r>
+        <w:t xml:space="preserve"> </w:t>
+      </w:r>
+      <w:r>
+        <w:rPr>
+          <w:b w:val="0"/>
+          <w:i w:val="0"/>
+        </w:rPr>
+        <w:t>or</w:t>
+      </w:r>
+      <w:r>
+        <w:t xml:space="preserve"> </w:t>
+      </w:r>
+      <w:r>
+        <w:rPr>
+          <w:b w:val="0"/>
+          <w:i w:val="0"/>
+        </w:rPr>
+        <w:t>life-status.</w:t>
       </w:r>
     </w:p>
     <w:p>
@@ -2691,27 +2531,137 @@
           <w:b/>
           <w:i w:val="0"/>
         </w:rPr>
-        <w:t>STATUS</w:t>
-      </w:r>
-      <w:r>
-        <w:t xml:space="preserve"> </w:t>
-      </w:r>
-      <w:r>
-        <w:rPr>
-          <w:b w:val="0"/>
-          <w:i w:val="0"/>
-        </w:rPr>
-        <w:t>Canonical</w:t>
-      </w:r>
-      <w:r>
-        <w:t xml:space="preserve"> </w:t>
-      </w:r>
-      <w:r>
-        <w:rPr>
-          <w:b w:val="0"/>
-          <w:i w:val="0"/>
-        </w:rPr>
-        <w:t>register.</w:t>
+        <w:t>REFERENCES</w:t>
+      </w:r>
+      <w:r>
+        <w:t xml:space="preserve"> </w:t>
+      </w:r>
+      <w:r>
+        <w:rPr>
+          <w:b w:val="0"/>
+          <w:i w:val="0"/>
+        </w:rPr>
+        <w:t>House</w:t>
+      </w:r>
+      <w:r>
+        <w:t xml:space="preserve"> </w:t>
+      </w:r>
+      <w:r>
+        <w:rPr>
+          <w:b w:val="0"/>
+          <w:i w:val="0"/>
+        </w:rPr>
+        <w:t>exceptions,</w:t>
+      </w:r>
+      <w:r>
+        <w:t xml:space="preserve"> </w:t>
+      </w:r>
+      <w:r>
+        <w:rPr>
+          <w:b w:val="0"/>
+          <w:i w:val="0"/>
+        </w:rPr>
+        <w:t>transliterations,</w:t>
+      </w:r>
+      <w:r>
+        <w:t xml:space="preserve"> </w:t>
+      </w:r>
+      <w:r>
+        <w:rPr>
+          <w:b w:val="0"/>
+          <w:i w:val="0"/>
+        </w:rPr>
+        <w:t>naming</w:t>
+      </w:r>
+      <w:r>
+        <w:t xml:space="preserve"> </w:t>
+      </w:r>
+      <w:r>
+        <w:rPr>
+          <w:b w:val="0"/>
+          <w:i w:val="0"/>
+        </w:rPr>
+        <w:t>traps</w:t>
+      </w:r>
+      <w:r>
+        <w:t xml:space="preserve"> </w:t>
+      </w:r>
+      <w:r>
+        <w:rPr>
+          <w:b w:val="0"/>
+          <w:i w:val="0"/>
+        </w:rPr>
+        <w:t>and</w:t>
+      </w:r>
+      <w:r>
+        <w:t xml:space="preserve"> </w:t>
+      </w:r>
+      <w:r>
+        <w:rPr>
+          <w:b w:val="0"/>
+          <w:i w:val="0"/>
+        </w:rPr>
+        <w:t>geopolitical</w:t>
+      </w:r>
+      <w:r>
+        <w:t xml:space="preserve"> </w:t>
+      </w:r>
+      <w:r>
+        <w:rPr>
+          <w:b w:val="0"/>
+          <w:i w:val="0"/>
+        </w:rPr>
+        <w:t>rulings.</w:t>
+      </w:r>
+      <w:r>
+        <w:t xml:space="preserve"> </w:t>
+      </w:r>
+      <w:r>
+        <w:rPr>
+          <w:b w:val="0"/>
+          <w:i w:val="0"/>
+        </w:rPr>
+        <w:t>Governs</w:t>
+      </w:r>
+      <w:r>
+        <w:t xml:space="preserve"> </w:t>
+      </w:r>
+      <w:r>
+        <w:rPr>
+          <w:b w:val="0"/>
+          <w:i w:val="0"/>
+        </w:rPr>
+        <w:t>form,</w:t>
+      </w:r>
+      <w:r>
+        <w:t xml:space="preserve"> </w:t>
+      </w:r>
+      <w:r>
+        <w:rPr>
+          <w:b w:val="0"/>
+          <w:i w:val="0"/>
+        </w:rPr>
+        <w:t>not</w:t>
+      </w:r>
+      <w:r>
+        <w:t xml:space="preserve"> </w:t>
+      </w:r>
+      <w:r>
+        <w:rPr>
+          <w:b w:val="0"/>
+          <w:i w:val="0"/>
+        </w:rPr>
+        <w:t>current</w:t>
+      </w:r>
+      <w:r>
+        <w:t xml:space="preserve"> </w:t>
+      </w:r>
+      <w:r>
+        <w:rPr>
+          <w:b w:val="0"/>
+          <w:i w:val="0"/>
+        </w:rPr>
+        <w:t>status.</w:t>
       </w:r>
       <w:r>
         <w:t xml:space="preserve"> </w:t>
@@ -2728,140 +2678,260 @@
       </w:r>
       <w:r>
         <w:rPr>
-          <w:b w:val="0"/>
-          <w:i w:val="0"/>
-        </w:rPr>
-        <w:t>any</w:t>
-      </w:r>
-      <w:r>
-        <w:t xml:space="preserve"> </w:t>
-      </w:r>
-      <w:r>
-        <w:rPr>
-          <w:b w:val="0"/>
-          <w:i w:val="0"/>
-        </w:rPr>
-        <w:t>name</w:t>
-      </w:r>
-      <w:r>
-        <w:t xml:space="preserve"> </w:t>
-      </w:r>
-      <w:r>
-        <w:rPr>
-          <w:b w:val="0"/>
-          <w:i w:val="0"/>
-        </w:rPr>
-        <w:t>carrying</w:t>
-      </w:r>
-      <w:r>
-        <w:t xml:space="preserve"> </w:t>
-      </w:r>
-      <w:r>
-        <w:rPr>
-          <w:b w:val="0"/>
-          <w:i w:val="0"/>
-        </w:rPr>
-        <w:t>a</w:t>
-      </w:r>
-      <w:r>
-        <w:t xml:space="preserve"> </w:t>
-      </w:r>
-      <w:r>
-        <w:rPr>
-          <w:b w:val="0"/>
-          <w:i w:val="0"/>
-        </w:rPr>
-        <w:t>high-profile</w:t>
-      </w:r>
-      <w:r>
-        <w:t xml:space="preserve"> </w:t>
-      </w:r>
-      <w:r>
-        <w:rPr>
-          <w:b w:val="0"/>
-          <w:i w:val="0"/>
-        </w:rPr>
-        <w:t>claim</w:t>
-      </w:r>
-      <w:r>
-        <w:t xml:space="preserve"> </w:t>
-      </w:r>
-      <w:r>
-        <w:rPr>
-          <w:b w:val="0"/>
-          <w:i w:val="0"/>
-        </w:rPr>
-        <w:t>of</w:t>
-      </w:r>
-      <w:r>
-        <w:t xml:space="preserve"> </w:t>
-      </w:r>
-      <w:r>
-        <w:rPr>
-          <w:b w:val="0"/>
-          <w:i w:val="0"/>
-        </w:rPr>
-        <w:t>title,</w:t>
-      </w:r>
-      <w:r>
-        <w:t xml:space="preserve"> </w:t>
-      </w:r>
-      <w:r>
-        <w:rPr>
-          <w:b w:val="0"/>
-          <w:i w:val="0"/>
-        </w:rPr>
-        <w:t>office</w:t>
-      </w:r>
-      <w:r>
-        <w:t xml:space="preserve"> </w:t>
-      </w:r>
-      <w:r>
-        <w:rPr>
-          <w:b w:val="0"/>
-          <w:i w:val="0"/>
-        </w:rPr>
-        <w:t>or</w:t>
-      </w:r>
-      <w:r>
-        <w:t xml:space="preserve"> </w:t>
-      </w:r>
-      <w:r>
-        <w:rPr>
-          <w:b w:val="0"/>
-          <w:i w:val="0"/>
-        </w:rPr>
-        <w:t>life-status;</w:t>
-      </w:r>
-      <w:r>
-        <w:t xml:space="preserve"> </w:t>
-      </w:r>
-      <w:r>
-        <w:rPr>
-          <w:b w:val="0"/>
-          <w:i w:val="0"/>
-        </w:rPr>
-        <w:t>ranks</w:t>
-      </w:r>
-      <w:r>
-        <w:t xml:space="preserve"> </w:t>
-      </w:r>
-      <w:r>
-        <w:rPr>
-          <w:b w:val="0"/>
-          <w:i w:val="0"/>
-        </w:rPr>
-        <w:t>alongside</w:t>
-      </w:r>
-      <w:r>
-        <w:t xml:space="preserve"> </w:t>
-      </w:r>
-      <w:r>
-        <w:rPr>
-          <w:b w:val="0"/>
-          <w:i w:val="0"/>
-        </w:rPr>
-        <w:t>REFERENCES.</w:t>
+          <w:b/>
+          <w:i w:val="0"/>
+        </w:rPr>
+        <w:t>Thai</w:t>
+      </w:r>
+      <w:r>
+        <w:t xml:space="preserve"> </w:t>
+      </w:r>
+      <w:r>
+        <w:rPr>
+          <w:b/>
+          <w:i w:val="0"/>
+        </w:rPr>
+        <w:t>entities</w:t>
+      </w:r>
+      <w:r>
+        <w:t xml:space="preserve"> </w:t>
+      </w:r>
+      <w:r>
+        <w:rPr>
+          <w:b w:val="0"/>
+          <w:i w:val="0"/>
+        </w:rPr>
+        <w:t>—</w:t>
+      </w:r>
+      <w:r>
+        <w:t xml:space="preserve"> </w:t>
+      </w:r>
+      <w:r>
+        <w:rPr>
+          <w:b w:val="0"/>
+          <w:i w:val="0"/>
+        </w:rPr>
+        <w:t>geography,</w:t>
+      </w:r>
+      <w:r>
+        <w:t xml:space="preserve"> </w:t>
+      </w:r>
+      <w:r>
+        <w:rPr>
+          <w:b w:val="0"/>
+          <w:i w:val="0"/>
+        </w:rPr>
+        <w:t>districts,</w:t>
+      </w:r>
+      <w:r>
+        <w:t xml:space="preserve"> </w:t>
+      </w:r>
+      <w:r>
+        <w:rPr>
+          <w:b w:val="0"/>
+          <w:i w:val="0"/>
+        </w:rPr>
+        <w:t>politicians,</w:t>
+      </w:r>
+      <w:r>
+        <w:t xml:space="preserve"> </w:t>
+      </w:r>
+      <w:r>
+        <w:rPr>
+          <w:b w:val="0"/>
+          <w:i w:val="0"/>
+        </w:rPr>
+        <w:t>institutions</w:t>
+      </w:r>
+      <w:r>
+        <w:t xml:space="preserve"> </w:t>
+      </w:r>
+      <w:r>
+        <w:rPr>
+          <w:b w:val="0"/>
+          <w:i w:val="0"/>
+        </w:rPr>
+        <w:t>and</w:t>
+      </w:r>
+      <w:r>
+        <w:t xml:space="preserve"> </w:t>
+      </w:r>
+      <w:r>
+        <w:rPr>
+          <w:b w:val="0"/>
+          <w:i w:val="0"/>
+        </w:rPr>
+        <w:t>transliterations;</w:t>
+      </w:r>
+      <w:r>
+        <w:t xml:space="preserve"> </w:t>
+      </w:r>
+      <w:r>
+        <w:rPr>
+          <w:b/>
+          <w:i w:val="0"/>
+        </w:rPr>
+        <w:t>geopolitical</w:t>
+      </w:r>
+      <w:r>
+        <w:t xml:space="preserve"> </w:t>
+      </w:r>
+      <w:r>
+        <w:rPr>
+          <w:b/>
+          <w:i w:val="0"/>
+        </w:rPr>
+        <w:t>names</w:t>
+      </w:r>
+      <w:r>
+        <w:t xml:space="preserve"> </w:t>
+      </w:r>
+      <w:r>
+        <w:rPr>
+          <w:b/>
+          <w:i w:val="0"/>
+        </w:rPr>
+        <w:t>and</w:t>
+      </w:r>
+      <w:r>
+        <w:t xml:space="preserve"> </w:t>
+      </w:r>
+      <w:r>
+        <w:rPr>
+          <w:b/>
+          <w:i w:val="0"/>
+        </w:rPr>
+        <w:t>demonyms</w:t>
+      </w:r>
+      <w:r>
+        <w:t xml:space="preserve"> </w:t>
+      </w:r>
+      <w:r>
+        <w:rPr>
+          <w:b w:val="0"/>
+          <w:i w:val="0"/>
+        </w:rPr>
+        <w:t>—</w:t>
+      </w:r>
+      <w:r>
+        <w:t xml:space="preserve"> </w:t>
+      </w:r>
+      <w:r>
+        <w:rPr>
+          <w:b w:val="0"/>
+          <w:i w:val="0"/>
+        </w:rPr>
+        <w:t>countries,</w:t>
+      </w:r>
+      <w:r>
+        <w:t xml:space="preserve"> </w:t>
+      </w:r>
+      <w:r>
+        <w:rPr>
+          <w:b w:val="0"/>
+          <w:i w:val="0"/>
+        </w:rPr>
+        <w:t>regions</w:t>
+      </w:r>
+      <w:r>
+        <w:t xml:space="preserve"> </w:t>
+      </w:r>
+      <w:r>
+        <w:rPr>
+          <w:b w:val="0"/>
+          <w:i w:val="0"/>
+        </w:rPr>
+        <w:t>and</w:t>
+      </w:r>
+      <w:r>
+        <w:t xml:space="preserve"> </w:t>
+      </w:r>
+      <w:r>
+        <w:rPr>
+          <w:b w:val="0"/>
+          <w:i w:val="0"/>
+        </w:rPr>
+        <w:t>nationalities;</w:t>
+      </w:r>
+      <w:r>
+        <w:t xml:space="preserve"> </w:t>
+      </w:r>
+      <w:r>
+        <w:rPr>
+          <w:b/>
+          <w:i w:val="0"/>
+        </w:rPr>
+        <w:t>confusable</w:t>
+      </w:r>
+      <w:r>
+        <w:t xml:space="preserve"> </w:t>
+      </w:r>
+      <w:r>
+        <w:rPr>
+          <w:b/>
+          <w:i w:val="0"/>
+        </w:rPr>
+        <w:t>vocabulary</w:t>
+      </w:r>
+      <w:r>
+        <w:t xml:space="preserve"> </w:t>
+      </w:r>
+      <w:r>
+        <w:rPr>
+          <w:b w:val="0"/>
+          <w:i w:val="0"/>
+        </w:rPr>
+        <w:t>—</w:t>
+      </w:r>
+      <w:r>
+        <w:t xml:space="preserve"> </w:t>
+      </w:r>
+      <w:r>
+        <w:rPr>
+          <w:b w:val="0"/>
+          <w:i w:val="0"/>
+        </w:rPr>
+        <w:t>grammatical</w:t>
+      </w:r>
+      <w:r>
+        <w:t xml:space="preserve"> </w:t>
+      </w:r>
+      <w:r>
+        <w:rPr>
+          <w:b w:val="0"/>
+          <w:i w:val="0"/>
+        </w:rPr>
+        <w:t>traps</w:t>
+      </w:r>
+      <w:r>
+        <w:t xml:space="preserve"> </w:t>
+      </w:r>
+      <w:r>
+        <w:rPr>
+          <w:b w:val="0"/>
+          <w:i w:val="0"/>
+        </w:rPr>
+        <w:t>and</w:t>
+      </w:r>
+      <w:r>
+        <w:t xml:space="preserve"> </w:t>
+      </w:r>
+      <w:r>
+        <w:rPr>
+          <w:b w:val="0"/>
+          <w:i w:val="0"/>
+        </w:rPr>
+        <w:t>journalistic</w:t>
+      </w:r>
+      <w:r>
+        <w:t xml:space="preserve"> </w:t>
+      </w:r>
+      <w:r>
+        <w:rPr>
+          <w:b w:val="0"/>
+          <w:i w:val="0"/>
+        </w:rPr>
+        <w:t>designations.</w:t>
       </w:r>
     </w:p>
     <w:p>
@@ -5390,17 +5460,7 @@
           <w:b w:val="0"/>
           <w:i w:val="0"/>
         </w:rPr>
-        <w:t>with</w:t>
-      </w:r>
-      <w:r>
-        <w:t xml:space="preserve"> </w:t>
-      </w:r>
-      <w:r>
-        <w:rPr>
-          <w:b w:val="0"/>
-          <w:i w:val="0"/>
-        </w:rPr>
-        <w:t>a</w:t>
+        <w:t>between</w:t>
       </w:r>
       <w:r>
         <w:t xml:space="preserve"> </w:t>
@@ -5410,17 +5470,37 @@
           <w:b/>
           <w:i w:val="0"/>
         </w:rPr>
+        <w:t>filed</w:t>
+      </w:r>
+      <w:r>
+        <w:t xml:space="preserve"> </w:t>
+      </w:r>
+      <w:r>
+        <w:rPr>
+          <w:b/>
+          <w:i w:val="0"/>
+        </w:rPr>
+        <w:t>copy</w:t>
+      </w:r>
+      <w:r>
+        <w:t xml:space="preserve"> </w:t>
+      </w:r>
+      <w:r>
+        <w:rPr>
+          <w:b w:val="0"/>
+          <w:i w:val="0"/>
+        </w:rPr>
+        <w:t>and</w:t>
+      </w:r>
+      <w:r>
+        <w:t xml:space="preserve"> </w:t>
+      </w:r>
+      <w:r>
+        <w:rPr>
+          <w:b/>
+          <w:i w:val="0"/>
+        </w:rPr>
         <w:t>STATUS</w:t>
-      </w:r>
-      <w:r>
-        <w:t xml:space="preserve"> </w:t>
-      </w:r>
-      <w:r>
-        <w:rPr>
-          <w:b/>
-          <w:i w:val="0"/>
-        </w:rPr>
-        <w:t>tripwire</w:t>
       </w:r>
       <w:r>
         <w:t xml:space="preserve"> </w:t>
@@ -34237,6 +34317,96 @@
       </w:r>
     </w:p>
     <w:p>
+      <w:pPr/>
+      <w:r>
+        <w:rPr>
+          <w:b w:val="0"/>
+          <w:i w:val="0"/>
+        </w:rPr>
+        <w:t>A</w:t>
+      </w:r>
+      <w:r>
+        <w:t xml:space="preserve"> </w:t>
+      </w:r>
+      <w:r>
+        <w:rPr>
+          <w:b w:val="0"/>
+          <w:i w:val="0"/>
+        </w:rPr>
+        <w:t>triggered</w:t>
+      </w:r>
+      <w:r>
+        <w:t xml:space="preserve"> </w:t>
+      </w:r>
+      <w:r>
+        <w:rPr>
+          <w:b w:val="0"/>
+          <w:i w:val="0"/>
+        </w:rPr>
+        <w:t>alert</w:t>
+      </w:r>
+      <w:r>
+        <w:t xml:space="preserve"> </w:t>
+      </w:r>
+      <w:r>
+        <w:rPr>
+          <w:b w:val="0"/>
+          <w:i w:val="0"/>
+        </w:rPr>
+        <w:t>is</w:t>
+      </w:r>
+      <w:r>
+        <w:t xml:space="preserve"> </w:t>
+      </w:r>
+      <w:r>
+        <w:rPr>
+          <w:b w:val="0"/>
+          <w:i w:val="0"/>
+        </w:rPr>
+        <w:t>logged</w:t>
+      </w:r>
+      <w:r>
+        <w:t xml:space="preserve"> </w:t>
+      </w:r>
+      <w:r>
+        <w:rPr>
+          <w:b w:val="0"/>
+          <w:i w:val="0"/>
+        </w:rPr>
+        <w:t>in</w:t>
+      </w:r>
+      <w:r>
+        <w:t xml:space="preserve"> </w:t>
+      </w:r>
+      <w:r>
+        <w:rPr>
+          <w:b w:val="0"/>
+          <w:i w:val="0"/>
+        </w:rPr>
+        <w:t>the</w:t>
+      </w:r>
+      <w:r>
+        <w:t xml:space="preserve"> </w:t>
+      </w:r>
+      <w:r>
+        <w:rPr>
+          <w:b w:val="0"/>
+          <w:i w:val="0"/>
+        </w:rPr>
+        <w:t>Style</w:t>
+      </w:r>
+      <w:r>
+        <w:t xml:space="preserve"> </w:t>
+      </w:r>
+      <w:r>
+        <w:rPr>
+          <w:b w:val="0"/>
+          <w:i w:val="0"/>
+        </w:rPr>
+        <w:t>Log.</w:t>
+      </w:r>
+    </w:p>
+    <w:p>
       <w:pPr>
         <w:pStyle w:val="Heading4"/>
       </w:pPr>
@@ -58802,317 +58972,17 @@
           <w:b w:val="0"/>
           <w:i w:val="0"/>
         </w:rPr>
-        <w:t>Tripwires</w:t>
-      </w:r>
-    </w:p>
-    <w:p>
-      <w:pPr/>
-      <w:r>
-        <w:rPr>
-          <w:b w:val="0"/>
-          <w:i w:val="0"/>
-        </w:rPr>
-        <w:t>Apex</w:t>
-      </w:r>
-      <w:r>
-        <w:t xml:space="preserve"> </w:t>
-      </w:r>
-      <w:r>
-        <w:rPr>
-          <w:b w:val="0"/>
-          <w:i w:val="0"/>
-        </w:rPr>
-        <w:t>sits</w:t>
-      </w:r>
-      <w:r>
-        <w:t xml:space="preserve"> </w:t>
-      </w:r>
-      <w:r>
-        <w:rPr>
-          <w:b w:val="0"/>
-          <w:i w:val="0"/>
-        </w:rPr>
-        <w:t>at</w:t>
-      </w:r>
-      <w:r>
-        <w:t xml:space="preserve"> </w:t>
-      </w:r>
-      <w:r>
-        <w:rPr>
-          <w:b w:val="0"/>
-          <w:i w:val="0"/>
-        </w:rPr>
-        <w:t>the</w:t>
-      </w:r>
-      <w:r>
-        <w:t xml:space="preserve"> </w:t>
-      </w:r>
-      <w:r>
-        <w:rPr>
-          <w:b w:val="0"/>
-          <w:i w:val="0"/>
-        </w:rPr>
-        <w:t>top</w:t>
-      </w:r>
-      <w:r>
-        <w:t xml:space="preserve"> </w:t>
-      </w:r>
-      <w:r>
-        <w:rPr>
-          <w:b w:val="0"/>
-          <w:i w:val="0"/>
-        </w:rPr>
-        <w:t>of</w:t>
-      </w:r>
-      <w:r>
-        <w:t xml:space="preserve"> </w:t>
-      </w:r>
-      <w:r>
-        <w:rPr>
-          <w:b w:val="0"/>
-          <w:i w:val="0"/>
-        </w:rPr>
-        <w:t>this</w:t>
-      </w:r>
-      <w:r>
-        <w:t xml:space="preserve"> </w:t>
-      </w:r>
-      <w:r>
-        <w:rPr>
-          <w:b w:val="0"/>
-          <w:i w:val="0"/>
-        </w:rPr>
-        <w:t>register.</w:t>
-      </w:r>
-      <w:r>
-        <w:t xml:space="preserve"> </w:t>
-      </w:r>
-      <w:r>
-        <w:rPr>
-          <w:b w:val="0"/>
-          <w:i w:val="0"/>
-        </w:rPr>
-        <w:t>Scan</w:t>
-      </w:r>
-      <w:r>
-        <w:t xml:space="preserve"> </w:t>
-      </w:r>
-      <w:r>
-        <w:rPr>
-          <w:b w:val="0"/>
-          <w:i w:val="0"/>
-        </w:rPr>
-        <w:t>on</w:t>
-      </w:r>
-      <w:r>
-        <w:t xml:space="preserve"> </w:t>
-      </w:r>
-      <w:r>
-        <w:rPr>
-          <w:b w:val="0"/>
-          <w:i w:val="0"/>
-        </w:rPr>
-        <w:t>the</w:t>
-      </w:r>
-      <w:r>
-        <w:t xml:space="preserve"> </w:t>
-      </w:r>
-      <w:r>
-        <w:rPr>
-          <w:b w:val="0"/>
-          <w:i w:val="0"/>
-        </w:rPr>
-        <w:t>first</w:t>
-      </w:r>
-      <w:r>
-        <w:t xml:space="preserve"> </w:t>
-      </w:r>
-      <w:r>
-        <w:rPr>
-          <w:b w:val="0"/>
-          <w:i w:val="0"/>
-        </w:rPr>
-        <w:t>required</w:t>
-      </w:r>
-      <w:r>
-        <w:t xml:space="preserve"> </w:t>
-      </w:r>
-      <w:r>
-        <w:rPr>
-          <w:b w:val="0"/>
-          <w:i w:val="0"/>
-        </w:rPr>
-        <w:t>status</w:t>
-      </w:r>
-      <w:r>
-        <w:t xml:space="preserve"> </w:t>
-      </w:r>
-      <w:r>
-        <w:rPr>
-          <w:b w:val="0"/>
-          <w:i w:val="0"/>
-        </w:rPr>
-        <w:t>check</w:t>
-      </w:r>
-      <w:r>
-        <w:t xml:space="preserve"> </w:t>
-      </w:r>
-      <w:r>
-        <w:rPr>
-          <w:b w:val="0"/>
-          <w:i w:val="0"/>
-        </w:rPr>
-        <w:t>and</w:t>
-      </w:r>
-      <w:r>
-        <w:t xml:space="preserve"> </w:t>
-      </w:r>
-      <w:r>
-        <w:rPr>
-          <w:b w:val="0"/>
-          <w:i w:val="0"/>
-        </w:rPr>
-        <w:t>retain</w:t>
-      </w:r>
-      <w:r>
-        <w:t xml:space="preserve"> </w:t>
-      </w:r>
-      <w:r>
-        <w:rPr>
-          <w:b w:val="0"/>
-          <w:i w:val="0"/>
-        </w:rPr>
-        <w:t>it</w:t>
-      </w:r>
-      <w:r>
-        <w:t xml:space="preserve"> </w:t>
-      </w:r>
-      <w:r>
-        <w:rPr>
-          <w:b w:val="0"/>
-          <w:i w:val="0"/>
-        </w:rPr>
-        <w:t>for</w:t>
-      </w:r>
-      <w:r>
-        <w:t xml:space="preserve"> </w:t>
-      </w:r>
-      <w:r>
-        <w:rPr>
-          <w:b w:val="0"/>
-          <w:i w:val="0"/>
-        </w:rPr>
-        <w:t>the</w:t>
-      </w:r>
-      <w:r>
-        <w:t xml:space="preserve"> </w:t>
-      </w:r>
-      <w:r>
-        <w:rPr>
-          <w:b w:val="0"/>
-          <w:i w:val="0"/>
-        </w:rPr>
-        <w:t>edit</w:t>
-      </w:r>
-      <w:r>
-        <w:t xml:space="preserve"> </w:t>
-      </w:r>
-      <w:r>
-        <w:rPr>
-          <w:b w:val="0"/>
-          <w:i w:val="0"/>
-        </w:rPr>
-        <w:t>—</w:t>
-      </w:r>
-      <w:r>
-        <w:t xml:space="preserve"> </w:t>
-      </w:r>
-      <w:r>
-        <w:rPr>
-          <w:b w:val="0"/>
-          <w:i w:val="0"/>
-        </w:rPr>
-        <w:t>a</w:t>
-      </w:r>
-      <w:r>
-        <w:t xml:space="preserve"> </w:t>
-      </w:r>
-      <w:r>
-        <w:rPr>
-          <w:b w:val="0"/>
-          <w:i w:val="0"/>
-        </w:rPr>
-        <w:t>listed</w:t>
-      </w:r>
-      <w:r>
-        <w:t xml:space="preserve"> </w:t>
-      </w:r>
-      <w:r>
-        <w:rPr>
-          <w:b w:val="0"/>
-          <w:i w:val="0"/>
-        </w:rPr>
-        <w:t>entity</w:t>
-      </w:r>
-      <w:r>
-        <w:t xml:space="preserve"> </w:t>
-      </w:r>
-      <w:r>
-        <w:rPr>
-          <w:b w:val="0"/>
-          <w:i w:val="0"/>
-        </w:rPr>
-        <w:t>takes</w:t>
-      </w:r>
-      <w:r>
-        <w:t xml:space="preserve"> </w:t>
-      </w:r>
-      <w:r>
-        <w:rPr>
-          <w:b w:val="0"/>
-          <w:i w:val="0"/>
-        </w:rPr>
-        <w:t>the</w:t>
-      </w:r>
-      <w:r>
-        <w:t xml:space="preserve"> </w:t>
-      </w:r>
-      <w:r>
-        <w:rPr>
-          <w:b w:val="0"/>
-          <w:i w:val="0"/>
-        </w:rPr>
-        <w:t>register,</w:t>
-      </w:r>
-      <w:r>
-        <w:t xml:space="preserve"> </w:t>
-      </w:r>
-      <w:r>
-        <w:rPr>
-          <w:b w:val="0"/>
-          <w:i w:val="0"/>
-        </w:rPr>
-        <w:t>with</w:t>
-      </w:r>
-      <w:r>
-        <w:t xml:space="preserve"> </w:t>
-      </w:r>
-      <w:r>
-        <w:rPr>
-          <w:b w:val="0"/>
-          <w:i w:val="0"/>
-        </w:rPr>
-        <w:t>no</w:t>
-      </w:r>
-      <w:r>
-        <w:t xml:space="preserve"> </w:t>
-      </w:r>
-      <w:r>
-        <w:rPr>
-          <w:b w:val="0"/>
-          <w:i w:val="0"/>
-        </w:rPr>
-        <w:t>search.</w:t>
+        <w:t>Key</w:t>
+      </w:r>
+      <w:r>
+        <w:t xml:space="preserve"> </w:t>
+      </w:r>
+      <w:r>
+        <w:rPr>
+          <w:b w:val="0"/>
+          <w:i w:val="0"/>
+        </w:rPr>
+        <w:t>figures</w:t>
       </w:r>
     </w:p>
     <w:p>
@@ -66922,35 +66792,153 @@
       </w:r>
     </w:p>
     <w:p>
-      <w:pPr>
-        <w:pStyle w:val="Heading3"/>
-      </w:pPr>
-      <w:r>
-        <w:rPr>
-          <w:b w:val="0"/>
-          <w:i w:val="0"/>
-        </w:rPr>
-        <w:t>Corporate</w:t>
-      </w:r>
-      <w:r>
-        <w:t xml:space="preserve"> </w:t>
-      </w:r>
-      <w:r>
-        <w:rPr>
-          <w:b w:val="0"/>
-          <w:i w:val="0"/>
-        </w:rPr>
-        <w:t>Leadership</w:t>
-      </w:r>
-      <w:r>
-        <w:t xml:space="preserve"> </w:t>
-      </w:r>
-      <w:r>
-        <w:rPr>
-          <w:b w:val="0"/>
-          <w:i w:val="0"/>
-        </w:rPr>
-        <w:t>Changes</w:t>
+      <w:pPr/>
+      <w:r>
+        <w:rPr>
+          <w:b/>
+          <w:i w:val="0"/>
+        </w:rPr>
+        <w:t>Pope</w:t>
+      </w:r>
+      <w:r>
+        <w:t xml:space="preserve"> </w:t>
+      </w:r>
+      <w:r>
+        <w:rPr>
+          <w:b/>
+          <w:i w:val="0"/>
+        </w:rPr>
+        <w:t>Emeritus</w:t>
+      </w:r>
+      <w:r>
+        <w:t xml:space="preserve"> </w:t>
+      </w:r>
+      <w:r>
+        <w:rPr>
+          <w:b/>
+          <w:i w:val="0"/>
+        </w:rPr>
+        <w:t>Benedict</w:t>
+      </w:r>
+      <w:r>
+        <w:t xml:space="preserve"> </w:t>
+      </w:r>
+      <w:r>
+        <w:rPr>
+          <w:b/>
+          <w:i w:val="0"/>
+        </w:rPr>
+        <w:t>XVI</w:t>
+      </w:r>
+      <w:r>
+        <w:t xml:space="preserve"> </w:t>
+      </w:r>
+      <w:r>
+        <w:rPr>
+          <w:b w:val="0"/>
+          <w:i w:val="0"/>
+        </w:rPr>
+        <w:t>—</w:t>
+      </w:r>
+      <w:r>
+        <w:t xml:space="preserve"> </w:t>
+      </w:r>
+      <w:r>
+        <w:rPr>
+          <w:b w:val="0"/>
+          <w:i w:val="0"/>
+        </w:rPr>
+        <w:t>died</w:t>
+      </w:r>
+      <w:r>
+        <w:t xml:space="preserve"> </w:t>
+      </w:r>
+      <w:r>
+        <w:rPr>
+          <w:b w:val="0"/>
+          <w:i w:val="0"/>
+        </w:rPr>
+        <w:t>31</w:t>
+      </w:r>
+      <w:r>
+        <w:t xml:space="preserve"> </w:t>
+      </w:r>
+      <w:r>
+        <w:rPr>
+          <w:b w:val="0"/>
+          <w:i w:val="0"/>
+        </w:rPr>
+        <w:t>Dec</w:t>
+      </w:r>
+      <w:r>
+        <w:t xml:space="preserve"> </w:t>
+      </w:r>
+      <w:r>
+        <w:rPr>
+          <w:b w:val="0"/>
+          <w:i w:val="0"/>
+        </w:rPr>
+        <w:t>2022,</w:t>
+      </w:r>
+      <w:r>
+        <w:t xml:space="preserve"> </w:t>
+      </w:r>
+      <w:r>
+        <w:rPr>
+          <w:b w:val="0"/>
+          <w:i w:val="0"/>
+        </w:rPr>
+        <w:t>aged</w:t>
+      </w:r>
+      <w:r>
+        <w:t xml:space="preserve"> </w:t>
+      </w:r>
+      <w:r>
+        <w:rPr>
+          <w:b w:val="0"/>
+          <w:i w:val="0"/>
+        </w:rPr>
+        <w:t>95;</w:t>
+      </w:r>
+      <w:r>
+        <w:t xml:space="preserve"> </w:t>
+      </w:r>
+      <w:r>
+        <w:rPr>
+          <w:b w:val="0"/>
+          <w:i w:val="0"/>
+        </w:rPr>
+        <w:t>resigned</w:t>
+      </w:r>
+      <w:r>
+        <w:t xml:space="preserve"> </w:t>
+      </w:r>
+      <w:r>
+        <w:rPr>
+          <w:b w:val="0"/>
+          <w:i w:val="0"/>
+        </w:rPr>
+        <w:t>the</w:t>
+      </w:r>
+      <w:r>
+        <w:t xml:space="preserve"> </w:t>
+      </w:r>
+      <w:r>
+        <w:rPr>
+          <w:b w:val="0"/>
+          <w:i w:val="0"/>
+        </w:rPr>
+        <w:t>papacy</w:t>
+      </w:r>
+      <w:r>
+        <w:t xml:space="preserve"> </w:t>
+      </w:r>
+      <w:r>
+        <w:rPr>
+          <w:b w:val="0"/>
+          <w:i w:val="0"/>
+        </w:rPr>
+        <w:t>2013.</w:t>
       </w:r>
     </w:p>
     <w:p>
@@ -66960,7 +66948,7 @@
           <w:b/>
           <w:i w:val="0"/>
         </w:rPr>
-        <w:t>Brenton</w:t>
+        <w:t>Li</w:t>
       </w:r>
       <w:r>
         <w:t xml:space="preserve"> </w:t>
@@ -66970,17 +66958,7 @@
           <w:b/>
           <w:i w:val="0"/>
         </w:rPr>
-        <w:t>Justin</w:t>
-      </w:r>
-      <w:r>
-        <w:t xml:space="preserve"> </w:t>
-      </w:r>
-      <w:r>
-        <w:rPr>
-          <w:b/>
-          <w:i w:val="0"/>
-        </w:rPr>
-        <w:t>Mauriello</w:t>
+        <w:t>Keqiang</w:t>
       </w:r>
       <w:r>
         <w:t xml:space="preserve"> </w:t>
@@ -67000,157 +66978,37 @@
           <w:b w:val="0"/>
           <w:i w:val="0"/>
         </w:rPr>
-        <w:t>CEO</w:t>
-      </w:r>
-      <w:r>
-        <w:t xml:space="preserve"> </w:t>
-      </w:r>
-      <w:r>
-        <w:rPr>
-          <w:b w:val="0"/>
-          <w:i w:val="0"/>
-        </w:rPr>
-        <w:t>of</w:t>
-      </w:r>
-      <w:r>
-        <w:t xml:space="preserve"> </w:t>
-      </w:r>
-      <w:r>
-        <w:rPr>
-          <w:b w:val="0"/>
-          <w:i w:val="0"/>
-        </w:rPr>
-        <w:t>Raimon</w:t>
-      </w:r>
-      <w:r>
-        <w:t xml:space="preserve"> </w:t>
-      </w:r>
-      <w:r>
-        <w:rPr>
-          <w:b w:val="0"/>
-          <w:i w:val="0"/>
-        </w:rPr>
-        <w:t>Land,</w:t>
-      </w:r>
-      <w:r>
-        <w:t xml:space="preserve"> </w:t>
-      </w:r>
-      <w:r>
-        <w:rPr>
-          <w:b w:val="0"/>
-          <w:i w:val="0"/>
-        </w:rPr>
-        <w:t>from</w:t>
-      </w:r>
-      <w:r>
-        <w:t xml:space="preserve"> </w:t>
-      </w:r>
-      <w:r>
-        <w:rPr>
-          <w:b w:val="0"/>
-          <w:i w:val="0"/>
-        </w:rPr>
-        <w:t>April</w:t>
-      </w:r>
-      <w:r>
-        <w:t xml:space="preserve"> </w:t>
-      </w:r>
-      <w:r>
-        <w:rPr>
-          <w:b w:val="0"/>
-          <w:i w:val="0"/>
-        </w:rPr>
-        <w:t>2024.</w:t>
-      </w:r>
-    </w:p>
-    <w:p>
-      <w:pPr/>
-      <w:r>
-        <w:rPr>
-          <w:b/>
-          <w:i w:val="0"/>
-        </w:rPr>
-        <w:t>Pisit</w:t>
-      </w:r>
-      <w:r>
-        <w:t xml:space="preserve"> </w:t>
-      </w:r>
-      <w:r>
-        <w:rPr>
-          <w:b/>
-          <w:i w:val="0"/>
-        </w:rPr>
-        <w:t>Thangtanagul</w:t>
-      </w:r>
-      <w:r>
-        <w:t xml:space="preserve"> </w:t>
-      </w:r>
-      <w:r>
-        <w:rPr>
-          <w:b w:val="0"/>
-          <w:i w:val="0"/>
-        </w:rPr>
-        <w:t>—</w:t>
-      </w:r>
-      <w:r>
-        <w:t xml:space="preserve"> </w:t>
-      </w:r>
-      <w:r>
-        <w:rPr>
-          <w:b w:val="0"/>
-          <w:i w:val="0"/>
-        </w:rPr>
-        <w:t>CEO</w:t>
-      </w:r>
-      <w:r>
-        <w:t xml:space="preserve"> </w:t>
-      </w:r>
-      <w:r>
-        <w:rPr>
-          <w:b w:val="0"/>
-          <w:i w:val="0"/>
-        </w:rPr>
-        <w:t>of</w:t>
-      </w:r>
-      <w:r>
-        <w:t xml:space="preserve"> </w:t>
-      </w:r>
-      <w:r>
-        <w:rPr>
-          <w:b w:val="0"/>
-          <w:i w:val="0"/>
-        </w:rPr>
-        <w:t>PwC</w:t>
-      </w:r>
-      <w:r>
-        <w:t xml:space="preserve"> </w:t>
-      </w:r>
-      <w:r>
-        <w:rPr>
-          <w:b w:val="0"/>
-          <w:i w:val="0"/>
-        </w:rPr>
-        <w:t>Thailand,</w:t>
-      </w:r>
-      <w:r>
-        <w:t xml:space="preserve"> </w:t>
-      </w:r>
-      <w:r>
-        <w:rPr>
-          <w:b w:val="0"/>
-          <w:i w:val="0"/>
-        </w:rPr>
-        <w:t>from</w:t>
-      </w:r>
-      <w:r>
-        <w:t xml:space="preserve"> </w:t>
-      </w:r>
-      <w:r>
-        <w:rPr>
-          <w:b w:val="0"/>
-          <w:i w:val="0"/>
-        </w:rPr>
-        <w:t>2024.</w:t>
+        <w:t>died</w:t>
+      </w:r>
+      <w:r>
+        <w:t xml:space="preserve"> </w:t>
+      </w:r>
+      <w:r>
+        <w:rPr>
+          <w:b w:val="0"/>
+          <w:i w:val="0"/>
+        </w:rPr>
+        <w:t>27</w:t>
+      </w:r>
+      <w:r>
+        <w:t xml:space="preserve"> </w:t>
+      </w:r>
+      <w:r>
+        <w:rPr>
+          <w:b w:val="0"/>
+          <w:i w:val="0"/>
+        </w:rPr>
+        <w:t>Oct</w:t>
+      </w:r>
+      <w:r>
+        <w:t xml:space="preserve"> </w:t>
+      </w:r>
+      <w:r>
+        <w:rPr>
+          <w:b w:val="0"/>
+          <w:i w:val="0"/>
+        </w:rPr>
+        <w:t>2023.</w:t>
       </w:r>
     </w:p>
     <w:p>
@@ -67162,17 +67020,27 @@
           <w:b w:val="0"/>
           <w:i w:val="0"/>
         </w:rPr>
-        <w:t>Global</w:t>
-      </w:r>
-      <w:r>
-        <w:t xml:space="preserve"> </w:t>
-      </w:r>
-      <w:r>
-        <w:rPr>
-          <w:b w:val="0"/>
-          <w:i w:val="0"/>
-        </w:rPr>
-        <w:t>Figures</w:t>
+        <w:t>Corporate</w:t>
+      </w:r>
+      <w:r>
+        <w:t xml:space="preserve"> </w:t>
+      </w:r>
+      <w:r>
+        <w:rPr>
+          <w:b w:val="0"/>
+          <w:i w:val="0"/>
+        </w:rPr>
+        <w:t>Leadership</w:t>
+      </w:r>
+      <w:r>
+        <w:t xml:space="preserve"> </w:t>
+      </w:r>
+      <w:r>
+        <w:rPr>
+          <w:b w:val="0"/>
+          <w:i w:val="0"/>
+        </w:rPr>
+        <w:t>Changes</w:t>
       </w:r>
     </w:p>
     <w:p>
@@ -67182,7 +67050,7 @@
           <w:b/>
           <w:i w:val="0"/>
         </w:rPr>
-        <w:t>Donald</w:t>
+        <w:t>Brenton</w:t>
       </w:r>
       <w:r>
         <w:t xml:space="preserve"> </w:t>
@@ -67192,7 +67060,7 @@
           <w:b/>
           <w:i w:val="0"/>
         </w:rPr>
-        <w:t>Trump</w:t>
+        <w:t>Justin</w:t>
       </w:r>
       <w:r>
         <w:t xml:space="preserve"> </w:t>
@@ -67202,27 +67070,7 @@
           <w:b/>
           <w:i w:val="0"/>
         </w:rPr>
-        <w:t>and</w:t>
-      </w:r>
-      <w:r>
-        <w:t xml:space="preserve"> </w:t>
-      </w:r>
-      <w:r>
-        <w:rPr>
-          <w:b/>
-          <w:i w:val="0"/>
-        </w:rPr>
-        <w:t>JD</w:t>
-      </w:r>
-      <w:r>
-        <w:t xml:space="preserve"> </w:t>
-      </w:r>
-      <w:r>
-        <w:rPr>
-          <w:b/>
-          <w:i w:val="0"/>
-        </w:rPr>
-        <w:t>Vance</w:t>
+        <w:t>Mauriello</w:t>
       </w:r>
       <w:r>
         <w:t xml:space="preserve"> </w:t>
@@ -67242,37 +67090,7 @@
           <w:b w:val="0"/>
           <w:i w:val="0"/>
         </w:rPr>
-        <w:t>sitting</w:t>
-      </w:r>
-      <w:r>
-        <w:t xml:space="preserve"> </w:t>
-      </w:r>
-      <w:r>
-        <w:rPr>
-          <w:b w:val="0"/>
-          <w:i w:val="0"/>
-        </w:rPr>
-        <w:t>president</w:t>
-      </w:r>
-      <w:r>
-        <w:t xml:space="preserve"> </w:t>
-      </w:r>
-      <w:r>
-        <w:rPr>
-          <w:b w:val="0"/>
-          <w:i w:val="0"/>
-        </w:rPr>
-        <w:t>and</w:t>
-      </w:r>
-      <w:r>
-        <w:t xml:space="preserve"> </w:t>
-      </w:r>
-      <w:r>
-        <w:rPr>
-          <w:b w:val="0"/>
-          <w:i w:val="0"/>
-        </w:rPr>
-        <w:t>vice-president</w:t>
+        <w:t>CEO</w:t>
       </w:r>
       <w:r>
         <w:t xml:space="preserve"> </w:t>
@@ -67292,27 +67110,17 @@
           <w:b w:val="0"/>
           <w:i w:val="0"/>
         </w:rPr>
-        <w:t>the</w:t>
-      </w:r>
-      <w:r>
-        <w:t xml:space="preserve"> </w:t>
-      </w:r>
-      <w:r>
-        <w:rPr>
-          <w:b w:val="0"/>
-          <w:i w:val="0"/>
-        </w:rPr>
-        <w:t>United</w:t>
-      </w:r>
-      <w:r>
-        <w:t xml:space="preserve"> </w:t>
-      </w:r>
-      <w:r>
-        <w:rPr>
-          <w:b w:val="0"/>
-          <w:i w:val="0"/>
-        </w:rPr>
-        <w:t>States,</w:t>
+        <w:t>Raimon</w:t>
+      </w:r>
+      <w:r>
+        <w:t xml:space="preserve"> </w:t>
+      </w:r>
+      <w:r>
+        <w:rPr>
+          <w:b w:val="0"/>
+          <w:i w:val="0"/>
+        </w:rPr>
+        <w:t>Land,</w:t>
       </w:r>
       <w:r>
         <w:t xml:space="preserve"> </w:t>
@@ -67332,247 +67140,17 @@
           <w:b w:val="0"/>
           <w:i w:val="0"/>
         </w:rPr>
-        <w:t>20</w:t>
-      </w:r>
-      <w:r>
-        <w:t xml:space="preserve"> </w:t>
-      </w:r>
-      <w:r>
-        <w:rPr>
-          <w:b w:val="0"/>
-          <w:i w:val="0"/>
-        </w:rPr>
-        <w:t>Jan</w:t>
-      </w:r>
-      <w:r>
-        <w:t xml:space="preserve"> </w:t>
-      </w:r>
-      <w:r>
-        <w:rPr>
-          <w:b w:val="0"/>
-          <w:i w:val="0"/>
-        </w:rPr>
-        <w:t>2025.</w:t>
-      </w:r>
-      <w:r>
-        <w:t xml:space="preserve"> </w:t>
-      </w:r>
-      <w:r>
-        <w:rPr>
-          <w:b w:val="0"/>
-          <w:i w:val="0"/>
-        </w:rPr>
-        <w:t>FLAG</w:t>
-      </w:r>
-      <w:r>
-        <w:t xml:space="preserve"> </w:t>
-      </w:r>
-      <w:r>
-        <w:rPr>
-          <w:b w:val="0"/>
-          <w:i w:val="0"/>
-        </w:rPr>
-        <w:t>any</w:t>
-      </w:r>
-      <w:r>
-        <w:t xml:space="preserve"> </w:t>
-      </w:r>
-      <w:r>
-        <w:rPr>
-          <w:b w:val="0"/>
-          <w:i w:val="0"/>
-        </w:rPr>
-        <w:t>reference</w:t>
-      </w:r>
-      <w:r>
-        <w:t xml:space="preserve"> </w:t>
-      </w:r>
-      <w:r>
-        <w:rPr>
-          <w:b w:val="0"/>
-          <w:i w:val="0"/>
-        </w:rPr>
-        <w:t>to</w:t>
-      </w:r>
-      <w:r>
-        <w:t xml:space="preserve"> </w:t>
-      </w:r>
-      <w:r>
-        <w:rPr>
-          <w:b w:val="0"/>
-          <w:i w:val="0"/>
-        </w:rPr>
-        <w:t>them</w:t>
-      </w:r>
-      <w:r>
-        <w:t xml:space="preserve"> </w:t>
-      </w:r>
-      <w:r>
-        <w:rPr>
-          <w:b w:val="0"/>
-          <w:i w:val="0"/>
-        </w:rPr>
-        <w:t>as</w:t>
-      </w:r>
-      <w:r>
-        <w:t xml:space="preserve"> </w:t>
-      </w:r>
-      <w:r>
-        <w:rPr>
-          <w:b w:val="0"/>
-          <w:i w:val="0"/>
-        </w:rPr>
-        <w:t>private</w:t>
-      </w:r>
-      <w:r>
-        <w:t xml:space="preserve"> </w:t>
-      </w:r>
-      <w:r>
-        <w:rPr>
-          <w:b w:val="0"/>
-          <w:i w:val="0"/>
-        </w:rPr>
-        <w:t>citizens</w:t>
-      </w:r>
-      <w:r>
-        <w:t xml:space="preserve"> </w:t>
-      </w:r>
-      <w:r>
-        <w:rPr>
-          <w:b w:val="0"/>
-          <w:i w:val="0"/>
-        </w:rPr>
-        <w:t>or</w:t>
-      </w:r>
-      <w:r>
-        <w:t xml:space="preserve"> </w:t>
-      </w:r>
-      <w:r>
-        <w:rPr>
-          <w:b w:val="0"/>
-          <w:i w:val="0"/>
-        </w:rPr>
-        <w:t>former</w:t>
-      </w:r>
-      <w:r>
-        <w:t xml:space="preserve"> </w:t>
-      </w:r>
-      <w:r>
-        <w:rPr>
-          <w:b w:val="0"/>
-          <w:i w:val="0"/>
-        </w:rPr>
-        <w:t>officials.</w:t>
-      </w:r>
-      <w:r>
-        <w:t xml:space="preserve"> </w:t>
-      </w:r>
-      <w:r>
-        <w:rPr>
-          <w:b w:val="0"/>
-          <w:i w:val="0"/>
-        </w:rPr>
-        <w:t>Standard</w:t>
-      </w:r>
-      <w:r>
-        <w:t xml:space="preserve"> </w:t>
-      </w:r>
-      <w:r>
-        <w:rPr>
-          <w:b w:val="0"/>
-          <w:i w:val="0"/>
-        </w:rPr>
-        <w:t>title</w:t>
-      </w:r>
-      <w:r>
-        <w:t xml:space="preserve"> </w:t>
-      </w:r>
-      <w:r>
-        <w:rPr>
-          <w:b w:val="0"/>
-          <w:i w:val="0"/>
-        </w:rPr>
-        <w:t>capitalisation</w:t>
-      </w:r>
-      <w:r>
-        <w:t xml:space="preserve"> </w:t>
-      </w:r>
-      <w:r>
-        <w:rPr>
-          <w:b w:val="0"/>
-          <w:i w:val="0"/>
-        </w:rPr>
-        <w:t>and</w:t>
-      </w:r>
-      <w:r>
-        <w:t xml:space="preserve"> </w:t>
-      </w:r>
-      <w:r>
-        <w:rPr>
-          <w:b w:val="0"/>
-          <w:i w:val="0"/>
-        </w:rPr>
-        <w:t>second-reference</w:t>
-      </w:r>
-      <w:r>
-        <w:t xml:space="preserve"> </w:t>
-      </w:r>
-      <w:r>
-        <w:rPr>
-          <w:b w:val="0"/>
-          <w:i w:val="0"/>
-        </w:rPr>
-        <w:t>rules</w:t>
-      </w:r>
-      <w:r>
-        <w:t xml:space="preserve"> </w:t>
-      </w:r>
-      <w:r>
-        <w:rPr>
-          <w:b w:val="0"/>
-          <w:i w:val="0"/>
-        </w:rPr>
-        <w:t>apply:</w:t>
-      </w:r>
-      <w:r>
-        <w:t xml:space="preserve"> </w:t>
-      </w:r>
-      <w:r>
-        <w:rPr>
-          <w:b w:val="0"/>
-          <w:i w:val="0"/>
-        </w:rPr>
-        <w:t>Mr</w:t>
-      </w:r>
-      <w:r>
-        <w:t xml:space="preserve"> </w:t>
-      </w:r>
-      <w:r>
-        <w:rPr>
-          <w:b w:val="0"/>
-          <w:i w:val="0"/>
-        </w:rPr>
-        <w:t>Trump,</w:t>
-      </w:r>
-      <w:r>
-        <w:t xml:space="preserve"> </w:t>
-      </w:r>
-      <w:r>
-        <w:rPr>
-          <w:b w:val="0"/>
-          <w:i w:val="0"/>
-        </w:rPr>
-        <w:t>Mr</w:t>
-      </w:r>
-      <w:r>
-        <w:t xml:space="preserve"> </w:t>
-      </w:r>
-      <w:r>
-        <w:rPr>
-          <w:b w:val="0"/>
-          <w:i w:val="0"/>
-        </w:rPr>
-        <w:t>Vance.</w:t>
+        <w:t>April</w:t>
+      </w:r>
+      <w:r>
+        <w:t xml:space="preserve"> </w:t>
+      </w:r>
+      <w:r>
+        <w:rPr>
+          <w:b w:val="0"/>
+          <w:i w:val="0"/>
+        </w:rPr>
+        <w:t>2024.</w:t>
       </w:r>
     </w:p>
     <w:p>
@@ -67582,6 +67160,518 @@
           <w:b/>
           <w:i w:val="0"/>
         </w:rPr>
+        <w:t>Pisit</w:t>
+      </w:r>
+      <w:r>
+        <w:t xml:space="preserve"> </w:t>
+      </w:r>
+      <w:r>
+        <w:rPr>
+          <w:b/>
+          <w:i w:val="0"/>
+        </w:rPr>
+        <w:t>Thangtanagul</w:t>
+      </w:r>
+      <w:r>
+        <w:t xml:space="preserve"> </w:t>
+      </w:r>
+      <w:r>
+        <w:rPr>
+          <w:b w:val="0"/>
+          <w:i w:val="0"/>
+        </w:rPr>
+        <w:t>—</w:t>
+      </w:r>
+      <w:r>
+        <w:t xml:space="preserve"> </w:t>
+      </w:r>
+      <w:r>
+        <w:rPr>
+          <w:b w:val="0"/>
+          <w:i w:val="0"/>
+        </w:rPr>
+        <w:t>CEO</w:t>
+      </w:r>
+      <w:r>
+        <w:t xml:space="preserve"> </w:t>
+      </w:r>
+      <w:r>
+        <w:rPr>
+          <w:b w:val="0"/>
+          <w:i w:val="0"/>
+        </w:rPr>
+        <w:t>of</w:t>
+      </w:r>
+      <w:r>
+        <w:t xml:space="preserve"> </w:t>
+      </w:r>
+      <w:r>
+        <w:rPr>
+          <w:b w:val="0"/>
+          <w:i w:val="0"/>
+        </w:rPr>
+        <w:t>PwC</w:t>
+      </w:r>
+      <w:r>
+        <w:t xml:space="preserve"> </w:t>
+      </w:r>
+      <w:r>
+        <w:rPr>
+          <w:b w:val="0"/>
+          <w:i w:val="0"/>
+        </w:rPr>
+        <w:t>Thailand,</w:t>
+      </w:r>
+      <w:r>
+        <w:t xml:space="preserve"> </w:t>
+      </w:r>
+      <w:r>
+        <w:rPr>
+          <w:b w:val="0"/>
+          <w:i w:val="0"/>
+        </w:rPr>
+        <w:t>from</w:t>
+      </w:r>
+      <w:r>
+        <w:t xml:space="preserve"> </w:t>
+      </w:r>
+      <w:r>
+        <w:rPr>
+          <w:b w:val="0"/>
+          <w:i w:val="0"/>
+        </w:rPr>
+        <w:t>2024.</w:t>
+      </w:r>
+    </w:p>
+    <w:p>
+      <w:pPr>
+        <w:pStyle w:val="Heading3"/>
+      </w:pPr>
+      <w:r>
+        <w:rPr>
+          <w:b w:val="0"/>
+          <w:i w:val="0"/>
+        </w:rPr>
+        <w:t>Global</w:t>
+      </w:r>
+      <w:r>
+        <w:t xml:space="preserve"> </w:t>
+      </w:r>
+      <w:r>
+        <w:rPr>
+          <w:b w:val="0"/>
+          <w:i w:val="0"/>
+        </w:rPr>
+        <w:t>Figures</w:t>
+      </w:r>
+    </w:p>
+    <w:p>
+      <w:pPr/>
+      <w:r>
+        <w:rPr>
+          <w:b/>
+          <w:i w:val="0"/>
+        </w:rPr>
+        <w:t>Donald</w:t>
+      </w:r>
+      <w:r>
+        <w:t xml:space="preserve"> </w:t>
+      </w:r>
+      <w:r>
+        <w:rPr>
+          <w:b/>
+          <w:i w:val="0"/>
+        </w:rPr>
+        <w:t>Trump</w:t>
+      </w:r>
+      <w:r>
+        <w:t xml:space="preserve"> </w:t>
+      </w:r>
+      <w:r>
+        <w:rPr>
+          <w:b/>
+          <w:i w:val="0"/>
+        </w:rPr>
+        <w:t>and</w:t>
+      </w:r>
+      <w:r>
+        <w:t xml:space="preserve"> </w:t>
+      </w:r>
+      <w:r>
+        <w:rPr>
+          <w:b/>
+          <w:i w:val="0"/>
+        </w:rPr>
+        <w:t>JD</w:t>
+      </w:r>
+      <w:r>
+        <w:t xml:space="preserve"> </w:t>
+      </w:r>
+      <w:r>
+        <w:rPr>
+          <w:b/>
+          <w:i w:val="0"/>
+        </w:rPr>
+        <w:t>Vance</w:t>
+      </w:r>
+      <w:r>
+        <w:t xml:space="preserve"> </w:t>
+      </w:r>
+      <w:r>
+        <w:rPr>
+          <w:b w:val="0"/>
+          <w:i w:val="0"/>
+        </w:rPr>
+        <w:t>—</w:t>
+      </w:r>
+      <w:r>
+        <w:t xml:space="preserve"> </w:t>
+      </w:r>
+      <w:r>
+        <w:rPr>
+          <w:b w:val="0"/>
+          <w:i w:val="0"/>
+        </w:rPr>
+        <w:t>sitting</w:t>
+      </w:r>
+      <w:r>
+        <w:t xml:space="preserve"> </w:t>
+      </w:r>
+      <w:r>
+        <w:rPr>
+          <w:b w:val="0"/>
+          <w:i w:val="0"/>
+        </w:rPr>
+        <w:t>president</w:t>
+      </w:r>
+      <w:r>
+        <w:t xml:space="preserve"> </w:t>
+      </w:r>
+      <w:r>
+        <w:rPr>
+          <w:b w:val="0"/>
+          <w:i w:val="0"/>
+        </w:rPr>
+        <w:t>and</w:t>
+      </w:r>
+      <w:r>
+        <w:t xml:space="preserve"> </w:t>
+      </w:r>
+      <w:r>
+        <w:rPr>
+          <w:b w:val="0"/>
+          <w:i w:val="0"/>
+        </w:rPr>
+        <w:t>vice-president</w:t>
+      </w:r>
+      <w:r>
+        <w:t xml:space="preserve"> </w:t>
+      </w:r>
+      <w:r>
+        <w:rPr>
+          <w:b w:val="0"/>
+          <w:i w:val="0"/>
+        </w:rPr>
+        <w:t>of</w:t>
+      </w:r>
+      <w:r>
+        <w:t xml:space="preserve"> </w:t>
+      </w:r>
+      <w:r>
+        <w:rPr>
+          <w:b w:val="0"/>
+          <w:i w:val="0"/>
+        </w:rPr>
+        <w:t>the</w:t>
+      </w:r>
+      <w:r>
+        <w:t xml:space="preserve"> </w:t>
+      </w:r>
+      <w:r>
+        <w:rPr>
+          <w:b w:val="0"/>
+          <w:i w:val="0"/>
+        </w:rPr>
+        <w:t>United</w:t>
+      </w:r>
+      <w:r>
+        <w:t xml:space="preserve"> </w:t>
+      </w:r>
+      <w:r>
+        <w:rPr>
+          <w:b w:val="0"/>
+          <w:i w:val="0"/>
+        </w:rPr>
+        <w:t>States,</w:t>
+      </w:r>
+      <w:r>
+        <w:t xml:space="preserve"> </w:t>
+      </w:r>
+      <w:r>
+        <w:rPr>
+          <w:b w:val="0"/>
+          <w:i w:val="0"/>
+        </w:rPr>
+        <w:t>from</w:t>
+      </w:r>
+      <w:r>
+        <w:t xml:space="preserve"> </w:t>
+      </w:r>
+      <w:r>
+        <w:rPr>
+          <w:b w:val="0"/>
+          <w:i w:val="0"/>
+        </w:rPr>
+        <w:t>20</w:t>
+      </w:r>
+      <w:r>
+        <w:t xml:space="preserve"> </w:t>
+      </w:r>
+      <w:r>
+        <w:rPr>
+          <w:b w:val="0"/>
+          <w:i w:val="0"/>
+        </w:rPr>
+        <w:t>Jan</w:t>
+      </w:r>
+      <w:r>
+        <w:t xml:space="preserve"> </w:t>
+      </w:r>
+      <w:r>
+        <w:rPr>
+          <w:b w:val="0"/>
+          <w:i w:val="0"/>
+        </w:rPr>
+        <w:t>2025.</w:t>
+      </w:r>
+      <w:r>
+        <w:t xml:space="preserve"> </w:t>
+      </w:r>
+      <w:r>
+        <w:rPr>
+          <w:b w:val="0"/>
+          <w:i w:val="0"/>
+        </w:rPr>
+        <w:t>FLAG</w:t>
+      </w:r>
+      <w:r>
+        <w:t xml:space="preserve"> </w:t>
+      </w:r>
+      <w:r>
+        <w:rPr>
+          <w:b w:val="0"/>
+          <w:i w:val="0"/>
+        </w:rPr>
+        <w:t>any</w:t>
+      </w:r>
+      <w:r>
+        <w:t xml:space="preserve"> </w:t>
+      </w:r>
+      <w:r>
+        <w:rPr>
+          <w:b w:val="0"/>
+          <w:i w:val="0"/>
+        </w:rPr>
+        <w:t>reference</w:t>
+      </w:r>
+      <w:r>
+        <w:t xml:space="preserve"> </w:t>
+      </w:r>
+      <w:r>
+        <w:rPr>
+          <w:b w:val="0"/>
+          <w:i w:val="0"/>
+        </w:rPr>
+        <w:t>to</w:t>
+      </w:r>
+      <w:r>
+        <w:t xml:space="preserve"> </w:t>
+      </w:r>
+      <w:r>
+        <w:rPr>
+          <w:b w:val="0"/>
+          <w:i w:val="0"/>
+        </w:rPr>
+        <w:t>them</w:t>
+      </w:r>
+      <w:r>
+        <w:t xml:space="preserve"> </w:t>
+      </w:r>
+      <w:r>
+        <w:rPr>
+          <w:b w:val="0"/>
+          <w:i w:val="0"/>
+        </w:rPr>
+        <w:t>as</w:t>
+      </w:r>
+      <w:r>
+        <w:t xml:space="preserve"> </w:t>
+      </w:r>
+      <w:r>
+        <w:rPr>
+          <w:b w:val="0"/>
+          <w:i w:val="0"/>
+        </w:rPr>
+        <w:t>private</w:t>
+      </w:r>
+      <w:r>
+        <w:t xml:space="preserve"> </w:t>
+      </w:r>
+      <w:r>
+        <w:rPr>
+          <w:b w:val="0"/>
+          <w:i w:val="0"/>
+        </w:rPr>
+        <w:t>citizens</w:t>
+      </w:r>
+      <w:r>
+        <w:t xml:space="preserve"> </w:t>
+      </w:r>
+      <w:r>
+        <w:rPr>
+          <w:b w:val="0"/>
+          <w:i w:val="0"/>
+        </w:rPr>
+        <w:t>or</w:t>
+      </w:r>
+      <w:r>
+        <w:t xml:space="preserve"> </w:t>
+      </w:r>
+      <w:r>
+        <w:rPr>
+          <w:b w:val="0"/>
+          <w:i w:val="0"/>
+        </w:rPr>
+        <w:t>former</w:t>
+      </w:r>
+      <w:r>
+        <w:t xml:space="preserve"> </w:t>
+      </w:r>
+      <w:r>
+        <w:rPr>
+          <w:b w:val="0"/>
+          <w:i w:val="0"/>
+        </w:rPr>
+        <w:t>officials.</w:t>
+      </w:r>
+      <w:r>
+        <w:t xml:space="preserve"> </w:t>
+      </w:r>
+      <w:r>
+        <w:rPr>
+          <w:b w:val="0"/>
+          <w:i w:val="0"/>
+        </w:rPr>
+        <w:t>Standard</w:t>
+      </w:r>
+      <w:r>
+        <w:t xml:space="preserve"> </w:t>
+      </w:r>
+      <w:r>
+        <w:rPr>
+          <w:b w:val="0"/>
+          <w:i w:val="0"/>
+        </w:rPr>
+        <w:t>title</w:t>
+      </w:r>
+      <w:r>
+        <w:t xml:space="preserve"> </w:t>
+      </w:r>
+      <w:r>
+        <w:rPr>
+          <w:b w:val="0"/>
+          <w:i w:val="0"/>
+        </w:rPr>
+        <w:t>capitalisation</w:t>
+      </w:r>
+      <w:r>
+        <w:t xml:space="preserve"> </w:t>
+      </w:r>
+      <w:r>
+        <w:rPr>
+          <w:b w:val="0"/>
+          <w:i w:val="0"/>
+        </w:rPr>
+        <w:t>and</w:t>
+      </w:r>
+      <w:r>
+        <w:t xml:space="preserve"> </w:t>
+      </w:r>
+      <w:r>
+        <w:rPr>
+          <w:b w:val="0"/>
+          <w:i w:val="0"/>
+        </w:rPr>
+        <w:t>second-reference</w:t>
+      </w:r>
+      <w:r>
+        <w:t xml:space="preserve"> </w:t>
+      </w:r>
+      <w:r>
+        <w:rPr>
+          <w:b w:val="0"/>
+          <w:i w:val="0"/>
+        </w:rPr>
+        <w:t>rules</w:t>
+      </w:r>
+      <w:r>
+        <w:t xml:space="preserve"> </w:t>
+      </w:r>
+      <w:r>
+        <w:rPr>
+          <w:b w:val="0"/>
+          <w:i w:val="0"/>
+        </w:rPr>
+        <w:t>apply:</w:t>
+      </w:r>
+      <w:r>
+        <w:t xml:space="preserve"> </w:t>
+      </w:r>
+      <w:r>
+        <w:rPr>
+          <w:b w:val="0"/>
+          <w:i w:val="0"/>
+        </w:rPr>
+        <w:t>Mr</w:t>
+      </w:r>
+      <w:r>
+        <w:t xml:space="preserve"> </w:t>
+      </w:r>
+      <w:r>
+        <w:rPr>
+          <w:b w:val="0"/>
+          <w:i w:val="0"/>
+        </w:rPr>
+        <w:t>Trump,</w:t>
+      </w:r>
+      <w:r>
+        <w:t xml:space="preserve"> </w:t>
+      </w:r>
+      <w:r>
+        <w:rPr>
+          <w:b w:val="0"/>
+          <w:i w:val="0"/>
+        </w:rPr>
+        <w:t>Mr</w:t>
+      </w:r>
+      <w:r>
+        <w:t xml:space="preserve"> </w:t>
+      </w:r>
+      <w:r>
+        <w:rPr>
+          <w:b w:val="0"/>
+          <w:i w:val="0"/>
+        </w:rPr>
+        <w:t>Vance.</w:t>
+      </w:r>
+    </w:p>
+    <w:p>
+      <w:pPr/>
+      <w:r>
+        <w:rPr>
+          <w:b/>
+          <w:i w:val="0"/>
+        </w:rPr>
         <w:t>King</w:t>
       </w:r>
       <w:r>
@@ -67763,6 +67853,816 @@
           <w:i w:val="0"/>
         </w:rPr>
         <w:t>monitoring.</w:t>
+      </w:r>
+    </w:p>
+    <w:p>
+      <w:pPr/>
+      <w:r>
+        <w:rPr>
+          <w:b/>
+          <w:i w:val="0"/>
+        </w:rPr>
+        <w:t>King</w:t>
+      </w:r>
+      <w:r>
+        <w:t xml:space="preserve"> </w:t>
+      </w:r>
+      <w:r>
+        <w:rPr>
+          <w:b/>
+          <w:i w:val="0"/>
+        </w:rPr>
+        <w:t>Salman</w:t>
+      </w:r>
+      <w:r>
+        <w:t xml:space="preserve"> </w:t>
+      </w:r>
+      <w:r>
+        <w:rPr>
+          <w:b/>
+          <w:i w:val="0"/>
+        </w:rPr>
+        <w:t>bin</w:t>
+      </w:r>
+      <w:r>
+        <w:t xml:space="preserve"> </w:t>
+      </w:r>
+      <w:r>
+        <w:rPr>
+          <w:b/>
+          <w:i w:val="0"/>
+        </w:rPr>
+        <w:t>Abdulaziz</w:t>
+      </w:r>
+      <w:r>
+        <w:t xml:space="preserve"> </w:t>
+      </w:r>
+      <w:r>
+        <w:rPr>
+          <w:b/>
+          <w:i w:val="0"/>
+        </w:rPr>
+        <w:t>al-Saud</w:t>
+      </w:r>
+      <w:r>
+        <w:t xml:space="preserve"> </w:t>
+      </w:r>
+      <w:r>
+        <w:rPr>
+          <w:b w:val="0"/>
+          <w:i w:val="0"/>
+        </w:rPr>
+        <w:t>—</w:t>
+      </w:r>
+      <w:r>
+        <w:t xml:space="preserve"> </w:t>
+      </w:r>
+      <w:r>
+        <w:rPr>
+          <w:b w:val="0"/>
+          <w:i w:val="0"/>
+        </w:rPr>
+        <w:t>king</w:t>
+      </w:r>
+      <w:r>
+        <w:t xml:space="preserve"> </w:t>
+      </w:r>
+      <w:r>
+        <w:rPr>
+          <w:b w:val="0"/>
+          <w:i w:val="0"/>
+        </w:rPr>
+        <w:t>of</w:t>
+      </w:r>
+      <w:r>
+        <w:t xml:space="preserve"> </w:t>
+      </w:r>
+      <w:r>
+        <w:rPr>
+          <w:b w:val="0"/>
+          <w:i w:val="0"/>
+        </w:rPr>
+        <w:t>Saudi</w:t>
+      </w:r>
+      <w:r>
+        <w:t xml:space="preserve"> </w:t>
+      </w:r>
+      <w:r>
+        <w:rPr>
+          <w:b w:val="0"/>
+          <w:i w:val="0"/>
+        </w:rPr>
+        <w:t>Arabia,</w:t>
+      </w:r>
+      <w:r>
+        <w:t xml:space="preserve"> </w:t>
+      </w:r>
+      <w:r>
+        <w:rPr>
+          <w:b w:val="0"/>
+          <w:i w:val="0"/>
+        </w:rPr>
+        <w:t>from</w:t>
+      </w:r>
+      <w:r>
+        <w:t xml:space="preserve"> </w:t>
+      </w:r>
+      <w:r>
+        <w:rPr>
+          <w:b w:val="0"/>
+          <w:i w:val="0"/>
+        </w:rPr>
+        <w:t>23</w:t>
+      </w:r>
+      <w:r>
+        <w:t xml:space="preserve"> </w:t>
+      </w:r>
+      <w:r>
+        <w:rPr>
+          <w:b w:val="0"/>
+          <w:i w:val="0"/>
+        </w:rPr>
+        <w:t>Jan</w:t>
+      </w:r>
+      <w:r>
+        <w:t xml:space="preserve"> </w:t>
+      </w:r>
+      <w:r>
+        <w:rPr>
+          <w:b w:val="0"/>
+          <w:i w:val="0"/>
+        </w:rPr>
+        <w:t>2015.</w:t>
+      </w:r>
+    </w:p>
+    <w:p>
+      <w:pPr/>
+      <w:r>
+        <w:rPr>
+          <w:b/>
+          <w:i w:val="0"/>
+        </w:rPr>
+        <w:t>King</w:t>
+      </w:r>
+      <w:r>
+        <w:t xml:space="preserve"> </w:t>
+      </w:r>
+      <w:r>
+        <w:rPr>
+          <w:b/>
+          <w:i w:val="0"/>
+        </w:rPr>
+        <w:t>Jigme</w:t>
+      </w:r>
+      <w:r>
+        <w:t xml:space="preserve"> </w:t>
+      </w:r>
+      <w:r>
+        <w:rPr>
+          <w:b/>
+          <w:i w:val="0"/>
+        </w:rPr>
+        <w:t>Khesar</w:t>
+      </w:r>
+      <w:r>
+        <w:t xml:space="preserve"> </w:t>
+      </w:r>
+      <w:r>
+        <w:rPr>
+          <w:b/>
+          <w:i w:val="0"/>
+        </w:rPr>
+        <w:t>Namgyel</w:t>
+      </w:r>
+      <w:r>
+        <w:t xml:space="preserve"> </w:t>
+      </w:r>
+      <w:r>
+        <w:rPr>
+          <w:b/>
+          <w:i w:val="0"/>
+        </w:rPr>
+        <w:t>Wangchuck</w:t>
+      </w:r>
+      <w:r>
+        <w:t xml:space="preserve"> </w:t>
+      </w:r>
+      <w:r>
+        <w:rPr>
+          <w:b w:val="0"/>
+          <w:i w:val="0"/>
+        </w:rPr>
+        <w:t>—</w:t>
+      </w:r>
+      <w:r>
+        <w:t xml:space="preserve"> </w:t>
+      </w:r>
+      <w:r>
+        <w:rPr>
+          <w:b w:val="0"/>
+          <w:i w:val="0"/>
+        </w:rPr>
+        <w:t>king</w:t>
+      </w:r>
+      <w:r>
+        <w:t xml:space="preserve"> </w:t>
+      </w:r>
+      <w:r>
+        <w:rPr>
+          <w:b w:val="0"/>
+          <w:i w:val="0"/>
+        </w:rPr>
+        <w:t>of</w:t>
+      </w:r>
+      <w:r>
+        <w:t xml:space="preserve"> </w:t>
+      </w:r>
+      <w:r>
+        <w:rPr>
+          <w:b w:val="0"/>
+          <w:i w:val="0"/>
+        </w:rPr>
+        <w:t>Bhutan,</w:t>
+      </w:r>
+      <w:r>
+        <w:t xml:space="preserve"> </w:t>
+      </w:r>
+      <w:r>
+        <w:rPr>
+          <w:b w:val="0"/>
+          <w:i w:val="0"/>
+        </w:rPr>
+        <w:t>reigning</w:t>
+      </w:r>
+      <w:r>
+        <w:t xml:space="preserve"> </w:t>
+      </w:r>
+      <w:r>
+        <w:rPr>
+          <w:b w:val="0"/>
+          <w:i w:val="0"/>
+        </w:rPr>
+        <w:t>since</w:t>
+      </w:r>
+      <w:r>
+        <w:t xml:space="preserve"> </w:t>
+      </w:r>
+      <w:r>
+        <w:rPr>
+          <w:b w:val="0"/>
+          <w:i w:val="0"/>
+        </w:rPr>
+        <w:t>2006;</w:t>
+      </w:r>
+      <w:r>
+        <w:t xml:space="preserve"> </w:t>
+      </w:r>
+      <w:r>
+        <w:rPr>
+          <w:b w:val="0"/>
+          <w:i w:val="0"/>
+        </w:rPr>
+        <w:t>crowned</w:t>
+      </w:r>
+      <w:r>
+        <w:t xml:space="preserve"> </w:t>
+      </w:r>
+      <w:r>
+        <w:rPr>
+          <w:b w:val="0"/>
+          <w:i w:val="0"/>
+        </w:rPr>
+        <w:t>2008.</w:t>
+      </w:r>
+    </w:p>
+    <w:p>
+      <w:pPr/>
+      <w:r>
+        <w:rPr>
+          <w:b/>
+          <w:i w:val="0"/>
+        </w:rPr>
+        <w:t>Catherine,</w:t>
+      </w:r>
+      <w:r>
+        <w:t xml:space="preserve"> </w:t>
+      </w:r>
+      <w:r>
+        <w:rPr>
+          <w:b/>
+          <w:i w:val="0"/>
+        </w:rPr>
+        <w:t>Princess</w:t>
+      </w:r>
+      <w:r>
+        <w:t xml:space="preserve"> </w:t>
+      </w:r>
+      <w:r>
+        <w:rPr>
+          <w:b/>
+          <w:i w:val="0"/>
+        </w:rPr>
+        <w:t>of</w:t>
+      </w:r>
+      <w:r>
+        <w:t xml:space="preserve"> </w:t>
+      </w:r>
+      <w:r>
+        <w:rPr>
+          <w:b/>
+          <w:i w:val="0"/>
+        </w:rPr>
+        <w:t>Wales</w:t>
+      </w:r>
+      <w:r>
+        <w:t xml:space="preserve"> </w:t>
+      </w:r>
+      <w:r>
+        <w:rPr>
+          <w:b w:val="0"/>
+          <w:i w:val="0"/>
+        </w:rPr>
+        <w:t>—</w:t>
+      </w:r>
+      <w:r>
+        <w:t xml:space="preserve"> </w:t>
+      </w:r>
+      <w:r>
+        <w:rPr>
+          <w:b w:val="0"/>
+          <w:i w:val="0"/>
+        </w:rPr>
+        <w:t>Princess</w:t>
+      </w:r>
+      <w:r>
+        <w:t xml:space="preserve"> </w:t>
+      </w:r>
+      <w:r>
+        <w:rPr>
+          <w:b w:val="0"/>
+          <w:i w:val="0"/>
+        </w:rPr>
+        <w:t>of</w:t>
+      </w:r>
+      <w:r>
+        <w:t xml:space="preserve"> </w:t>
+      </w:r>
+      <w:r>
+        <w:rPr>
+          <w:b w:val="0"/>
+          <w:i w:val="0"/>
+        </w:rPr>
+        <w:t>Wales</w:t>
+      </w:r>
+      <w:r>
+        <w:t xml:space="preserve"> </w:t>
+      </w:r>
+      <w:r>
+        <w:rPr>
+          <w:b w:val="0"/>
+          <w:i w:val="0"/>
+        </w:rPr>
+        <w:t>from</w:t>
+      </w:r>
+      <w:r>
+        <w:t xml:space="preserve"> </w:t>
+      </w:r>
+      <w:r>
+        <w:rPr>
+          <w:b w:val="0"/>
+          <w:i w:val="0"/>
+        </w:rPr>
+        <w:t>9</w:t>
+      </w:r>
+      <w:r>
+        <w:t xml:space="preserve"> </w:t>
+      </w:r>
+      <w:r>
+        <w:rPr>
+          <w:b w:val="0"/>
+          <w:i w:val="0"/>
+        </w:rPr>
+        <w:t>Sept</w:t>
+      </w:r>
+      <w:r>
+        <w:t xml:space="preserve"> </w:t>
+      </w:r>
+      <w:r>
+        <w:rPr>
+          <w:b w:val="0"/>
+          <w:i w:val="0"/>
+        </w:rPr>
+        <w:t>2022,</w:t>
+      </w:r>
+      <w:r>
+        <w:t xml:space="preserve"> </w:t>
+      </w:r>
+      <w:r>
+        <w:rPr>
+          <w:b w:val="0"/>
+          <w:i w:val="0"/>
+        </w:rPr>
+        <w:t>on</w:t>
+      </w:r>
+      <w:r>
+        <w:t xml:space="preserve"> </w:t>
+      </w:r>
+      <w:r>
+        <w:rPr>
+          <w:b w:val="0"/>
+          <w:i w:val="0"/>
+        </w:rPr>
+        <w:t>the</w:t>
+      </w:r>
+      <w:r>
+        <w:t xml:space="preserve"> </w:t>
+      </w:r>
+      <w:r>
+        <w:rPr>
+          <w:b w:val="0"/>
+          <w:i w:val="0"/>
+        </w:rPr>
+        <w:t>accession</w:t>
+      </w:r>
+      <w:r>
+        <w:t xml:space="preserve"> </w:t>
+      </w:r>
+      <w:r>
+        <w:rPr>
+          <w:b w:val="0"/>
+          <w:i w:val="0"/>
+        </w:rPr>
+        <w:t>of</w:t>
+      </w:r>
+      <w:r>
+        <w:t xml:space="preserve"> </w:t>
+      </w:r>
+      <w:r>
+        <w:rPr>
+          <w:b w:val="0"/>
+          <w:i w:val="0"/>
+        </w:rPr>
+        <w:t>King</w:t>
+      </w:r>
+      <w:r>
+        <w:t xml:space="preserve"> </w:t>
+      </w:r>
+      <w:r>
+        <w:rPr>
+          <w:b w:val="0"/>
+          <w:i w:val="0"/>
+        </w:rPr>
+        <w:t>Charles</w:t>
+      </w:r>
+      <w:r>
+        <w:t xml:space="preserve"> </w:t>
+      </w:r>
+      <w:r>
+        <w:rPr>
+          <w:b w:val="0"/>
+          <w:i w:val="0"/>
+        </w:rPr>
+        <w:t>III;</w:t>
+      </w:r>
+      <w:r>
+        <w:t xml:space="preserve"> </w:t>
+      </w:r>
+      <w:r>
+        <w:rPr>
+          <w:b w:val="0"/>
+          <w:i w:val="0"/>
+        </w:rPr>
+        <w:t>formerly</w:t>
+      </w:r>
+      <w:r>
+        <w:t xml:space="preserve"> </w:t>
+      </w:r>
+      <w:r>
+        <w:rPr>
+          <w:b w:val="0"/>
+          <w:i w:val="0"/>
+        </w:rPr>
+        <w:t>Duchess</w:t>
+      </w:r>
+      <w:r>
+        <w:t xml:space="preserve"> </w:t>
+      </w:r>
+      <w:r>
+        <w:rPr>
+          <w:b w:val="0"/>
+          <w:i w:val="0"/>
+        </w:rPr>
+        <w:t>of</w:t>
+      </w:r>
+      <w:r>
+        <w:t xml:space="preserve"> </w:t>
+      </w:r>
+      <w:r>
+        <w:rPr>
+          <w:b w:val="0"/>
+          <w:i w:val="0"/>
+        </w:rPr>
+        <w:t>Cambridge.</w:t>
+      </w:r>
+      <w:r>
+        <w:t xml:space="preserve"> </w:t>
+      </w:r>
+      <w:r>
+        <w:rPr>
+          <w:b w:val="0"/>
+          <w:i w:val="0"/>
+        </w:rPr>
+        <w:t>FLAG</w:t>
+      </w:r>
+      <w:r>
+        <w:t xml:space="preserve"> </w:t>
+      </w:r>
+      <w:r>
+        <w:rPr>
+          <w:b w:val="0"/>
+          <w:i w:val="0"/>
+        </w:rPr>
+        <w:t>any</w:t>
+      </w:r>
+      <w:r>
+        <w:t xml:space="preserve"> </w:t>
+      </w:r>
+      <w:r>
+        <w:rPr>
+          <w:b w:val="0"/>
+          <w:i w:val="0"/>
+        </w:rPr>
+        <w:t>reference</w:t>
+      </w:r>
+      <w:r>
+        <w:t xml:space="preserve"> </w:t>
+      </w:r>
+      <w:r>
+        <w:rPr>
+          <w:b w:val="0"/>
+          <w:i w:val="0"/>
+        </w:rPr>
+        <w:t>to</w:t>
+      </w:r>
+      <w:r>
+        <w:t xml:space="preserve"> </w:t>
+      </w:r>
+      <w:r>
+        <w:rPr>
+          <w:b w:val="0"/>
+          <w:i w:val="0"/>
+        </w:rPr>
+        <w:t>her</w:t>
+      </w:r>
+      <w:r>
+        <w:t xml:space="preserve"> </w:t>
+      </w:r>
+      <w:r>
+        <w:rPr>
+          <w:b w:val="0"/>
+          <w:i w:val="0"/>
+        </w:rPr>
+        <w:t>as</w:t>
+      </w:r>
+      <w:r>
+        <w:t xml:space="preserve"> </w:t>
+      </w:r>
+      <w:r>
+        <w:rPr>
+          <w:b w:val="0"/>
+          <w:i w:val="0"/>
+        </w:rPr>
+        <w:t>Duchess</w:t>
+      </w:r>
+      <w:r>
+        <w:t xml:space="preserve"> </w:t>
+      </w:r>
+      <w:r>
+        <w:rPr>
+          <w:b w:val="0"/>
+          <w:i w:val="0"/>
+        </w:rPr>
+        <w:t>of</w:t>
+      </w:r>
+      <w:r>
+        <w:t xml:space="preserve"> </w:t>
+      </w:r>
+      <w:r>
+        <w:rPr>
+          <w:b w:val="0"/>
+          <w:i w:val="0"/>
+        </w:rPr>
+        <w:t>Cambridge.</w:t>
+      </w:r>
+    </w:p>
+    <w:p>
+      <w:pPr/>
+      <w:r>
+        <w:rPr>
+          <w:b/>
+          <w:i w:val="0"/>
+        </w:rPr>
+        <w:t>Prince</w:t>
+      </w:r>
+      <w:r>
+        <w:t xml:space="preserve"> </w:t>
+      </w:r>
+      <w:r>
+        <w:rPr>
+          <w:b/>
+          <w:i w:val="0"/>
+        </w:rPr>
+        <w:t>William,</w:t>
+      </w:r>
+      <w:r>
+        <w:t xml:space="preserve"> </w:t>
+      </w:r>
+      <w:r>
+        <w:rPr>
+          <w:b/>
+          <w:i w:val="0"/>
+        </w:rPr>
+        <w:t>Prince</w:t>
+      </w:r>
+      <w:r>
+        <w:t xml:space="preserve"> </w:t>
+      </w:r>
+      <w:r>
+        <w:rPr>
+          <w:b/>
+          <w:i w:val="0"/>
+        </w:rPr>
+        <w:t>of</w:t>
+      </w:r>
+      <w:r>
+        <w:t xml:space="preserve"> </w:t>
+      </w:r>
+      <w:r>
+        <w:rPr>
+          <w:b/>
+          <w:i w:val="0"/>
+        </w:rPr>
+        <w:t>Wales</w:t>
+      </w:r>
+      <w:r>
+        <w:t xml:space="preserve"> </w:t>
+      </w:r>
+      <w:r>
+        <w:rPr>
+          <w:b w:val="0"/>
+          <w:i w:val="0"/>
+        </w:rPr>
+        <w:t>—</w:t>
+      </w:r>
+      <w:r>
+        <w:t xml:space="preserve"> </w:t>
+      </w:r>
+      <w:r>
+        <w:rPr>
+          <w:b w:val="0"/>
+          <w:i w:val="0"/>
+        </w:rPr>
+        <w:t>Prince</w:t>
+      </w:r>
+      <w:r>
+        <w:t xml:space="preserve"> </w:t>
+      </w:r>
+      <w:r>
+        <w:rPr>
+          <w:b w:val="0"/>
+          <w:i w:val="0"/>
+        </w:rPr>
+        <w:t>of</w:t>
+      </w:r>
+      <w:r>
+        <w:t xml:space="preserve"> </w:t>
+      </w:r>
+      <w:r>
+        <w:rPr>
+          <w:b w:val="0"/>
+          <w:i w:val="0"/>
+        </w:rPr>
+        <w:t>Wales</w:t>
+      </w:r>
+      <w:r>
+        <w:t xml:space="preserve"> </w:t>
+      </w:r>
+      <w:r>
+        <w:rPr>
+          <w:b w:val="0"/>
+          <w:i w:val="0"/>
+        </w:rPr>
+        <w:t>from</w:t>
+      </w:r>
+      <w:r>
+        <w:t xml:space="preserve"> </w:t>
+      </w:r>
+      <w:r>
+        <w:rPr>
+          <w:b w:val="0"/>
+          <w:i w:val="0"/>
+        </w:rPr>
+        <w:t>9</w:t>
+      </w:r>
+      <w:r>
+        <w:t xml:space="preserve"> </w:t>
+      </w:r>
+      <w:r>
+        <w:rPr>
+          <w:b w:val="0"/>
+          <w:i w:val="0"/>
+        </w:rPr>
+        <w:t>Sept</w:t>
+      </w:r>
+      <w:r>
+        <w:t xml:space="preserve"> </w:t>
+      </w:r>
+      <w:r>
+        <w:rPr>
+          <w:b w:val="0"/>
+          <w:i w:val="0"/>
+        </w:rPr>
+        <w:t>2022,</w:t>
+      </w:r>
+      <w:r>
+        <w:t xml:space="preserve"> </w:t>
+      </w:r>
+      <w:r>
+        <w:rPr>
+          <w:b w:val="0"/>
+          <w:i w:val="0"/>
+        </w:rPr>
+        <w:t>letters</w:t>
+      </w:r>
+      <w:r>
+        <w:t xml:space="preserve"> </w:t>
+      </w:r>
+      <w:r>
+        <w:rPr>
+          <w:b w:val="0"/>
+          <w:i w:val="0"/>
+        </w:rPr>
+        <w:t>patent</w:t>
+      </w:r>
+      <w:r>
+        <w:t xml:space="preserve"> </w:t>
+      </w:r>
+      <w:r>
+        <w:rPr>
+          <w:b w:val="0"/>
+          <w:i w:val="0"/>
+        </w:rPr>
+        <w:t>Feb</w:t>
+      </w:r>
+      <w:r>
+        <w:t xml:space="preserve"> </w:t>
+      </w:r>
+      <w:r>
+        <w:rPr>
+          <w:b w:val="0"/>
+          <w:i w:val="0"/>
+        </w:rPr>
+        <w:t>2023;</w:t>
+      </w:r>
+      <w:r>
+        <w:t xml:space="preserve"> </w:t>
+      </w:r>
+      <w:r>
+        <w:rPr>
+          <w:b w:val="0"/>
+          <w:i w:val="0"/>
+        </w:rPr>
+        <w:t>Duke</w:t>
+      </w:r>
+      <w:r>
+        <w:t xml:space="preserve"> </w:t>
+      </w:r>
+      <w:r>
+        <w:rPr>
+          <w:b w:val="0"/>
+          <w:i w:val="0"/>
+        </w:rPr>
+        <w:t>of</w:t>
+      </w:r>
+      <w:r>
+        <w:t xml:space="preserve"> </w:t>
+      </w:r>
+      <w:r>
+        <w:rPr>
+          <w:b w:val="0"/>
+          <w:i w:val="0"/>
+        </w:rPr>
+        <w:t>Cambridge</w:t>
+      </w:r>
+      <w:r>
+        <w:t xml:space="preserve"> </w:t>
+      </w:r>
+      <w:r>
+        <w:rPr>
+          <w:b w:val="0"/>
+          <w:i w:val="0"/>
+        </w:rPr>
+        <w:t>2011-2022.</w:t>
       </w:r>
     </w:p>
     <w:p>
@@ -73271,46 +74171,6 @@
           <w:b w:val="0"/>
           <w:i w:val="0"/>
         </w:rPr>
-        <w:t>second</w:t>
-      </w:r>
-      <w:r>
-        <w:t xml:space="preserve"> </w:t>
-      </w:r>
-      <w:r>
-        <w:rPr>
-          <w:b w:val="0"/>
-          <w:i w:val="0"/>
-        </w:rPr>
-        <w:t>reference</w:t>
-      </w:r>
-      <w:r>
-        <w:t xml:space="preserve"> </w:t>
-      </w:r>
-      <w:r>
-        <w:rPr>
-          <w:b w:val="0"/>
-          <w:i w:val="0"/>
-        </w:rPr>
-        <w:t>Mr</w:t>
-      </w:r>
-      <w:r>
-        <w:t xml:space="preserve"> </w:t>
-      </w:r>
-      <w:r>
-        <w:rPr>
-          <w:b w:val="0"/>
-          <w:i w:val="0"/>
-        </w:rPr>
-        <w:t>Li.</w:t>
-      </w:r>
-      <w:r>
-        <w:t xml:space="preserve"> </w:t>
-      </w:r>
-      <w:r>
-        <w:rPr>
-          <w:b w:val="0"/>
-          <w:i w:val="0"/>
-        </w:rPr>
         <w:t>Chinese</w:t>
       </w:r>
       <w:r>
@@ -73321,7 +74181,96 @@
           <w:b w:val="0"/>
           <w:i w:val="0"/>
         </w:rPr>
-        <w:t>convention.</w:t>
+        <w:t>convention,</w:t>
+      </w:r>
+      <w:r>
+        <w:t xml:space="preserve"> </w:t>
+      </w:r>
+      <w:r>
+        <w:rPr>
+          <w:b w:val="0"/>
+          <w:i w:val="0"/>
+        </w:rPr>
+        <w:t>surname</w:t>
+      </w:r>
+      <w:r>
+        <w:t xml:space="preserve"> </w:t>
+      </w:r>
+      <w:r>
+        <w:rPr>
+          <w:b w:val="0"/>
+          <w:i w:val="0"/>
+        </w:rPr>
+        <w:t>first.</w:t>
+      </w:r>
+      <w:r>
+        <w:t xml:space="preserve"> </w:t>
+      </w:r>
+      <w:r>
+        <w:rPr>
+          <w:b w:val="0"/>
+          <w:i w:val="0"/>
+        </w:rPr>
+        <w:t>Deceased;</w:t>
+      </w:r>
+      <w:r>
+        <w:t xml:space="preserve"> </w:t>
+      </w:r>
+      <w:r>
+        <w:rPr>
+          <w:b w:val="0"/>
+          <w:i w:val="0"/>
+        </w:rPr>
+        <w:t>no</w:t>
+      </w:r>
+      <w:r>
+        <w:t xml:space="preserve"> </w:t>
+      </w:r>
+      <w:r>
+        <w:rPr>
+          <w:b w:val="0"/>
+          <w:i w:val="0"/>
+        </w:rPr>
+        <w:t>honorific</w:t>
+      </w:r>
+      <w:r>
+        <w:t xml:space="preserve"> </w:t>
+      </w:r>
+      <w:r>
+        <w:rPr>
+          <w:b w:val="0"/>
+          <w:i w:val="0"/>
+        </w:rPr>
+        <w:t>—</w:t>
+      </w:r>
+      <w:r>
+        <w:t xml:space="preserve"> </w:t>
+      </w:r>
+      <w:r>
+        <w:rPr>
+          <w:b w:val="0"/>
+          <w:i w:val="0"/>
+        </w:rPr>
+        <w:t>see</w:t>
+      </w:r>
+      <w:r>
+        <w:t xml:space="preserve"> </w:t>
+      </w:r>
+      <w:r>
+        <w:rPr>
+          <w:rFonts w:ascii="Courier New" w:hAnsi="Courier New" w:eastAsia="Courier New"/>
+          <w:b w:val="0"/>
+          <w:i w:val="0"/>
+          <w:sz w:val="19"/>
+        </w:rPr>
+        <w:t>STATUS</w:t>
+      </w:r>
+      <w:r>
+        <w:rPr>
+          <w:b w:val="0"/>
+          <w:i w:val="0"/>
+        </w:rPr>
+        <w:t>.</w:t>
       </w:r>
     </w:p>
     <w:p>
@@ -74637,167 +75586,268 @@
           <w:b w:val="0"/>
           <w:i w:val="0"/>
         </w:rPr>
-        <w:t>Title</w:t>
-      </w:r>
-      <w:r>
-        <w:t xml:space="preserve"> </w:t>
-      </w:r>
-      <w:r>
-        <w:rPr>
-          <w:b w:val="0"/>
-          <w:i w:val="0"/>
-        </w:rPr>
-        <w:t>retention</w:t>
+        <w:t>Royal</w:t>
+      </w:r>
+      <w:r>
+        <w:t xml:space="preserve"> </w:t>
+      </w:r>
+      <w:r>
+        <w:rPr>
+          <w:b w:val="0"/>
+          <w:i w:val="0"/>
+        </w:rPr>
+        <w:t>and</w:t>
+      </w:r>
+      <w:r>
+        <w:t xml:space="preserve"> </w:t>
+      </w:r>
+      <w:r>
+        <w:rPr>
+          <w:b w:val="0"/>
+          <w:i w:val="0"/>
+        </w:rPr>
+        <w:t>religious</w:t>
+      </w:r>
+      <w:r>
+        <w:t xml:space="preserve"> </w:t>
+      </w:r>
+      <w:r>
+        <w:rPr>
+          <w:b w:val="0"/>
+          <w:i w:val="0"/>
+        </w:rPr>
+        <w:t>names</w:t>
+      </w:r>
+      <w:r>
+        <w:t xml:space="preserve"> </w:t>
+      </w:r>
+      <w:r>
+        <w:rPr>
+          <w:b w:val="0"/>
+          <w:i w:val="0"/>
+        </w:rPr>
+        <w:t>—</w:t>
+      </w:r>
+      <w:r>
+        <w:t xml:space="preserve"> </w:t>
+      </w:r>
+      <w:r>
+        <w:rPr>
+          <w:b w:val="0"/>
+          <w:i w:val="0"/>
+        </w:rPr>
+        <w:t>short</w:t>
+      </w:r>
+      <w:r>
+        <w:t xml:space="preserve"> </w:t>
+      </w:r>
+      <w:r>
+        <w:rPr>
+          <w:b w:val="0"/>
+          <w:i w:val="0"/>
+        </w:rPr>
+        <w:t>forms</w:t>
       </w:r>
     </w:p>
     <w:p>
       <w:pPr/>
       <w:r>
         <w:rPr>
-          <w:b/>
-          <w:i w:val="0"/>
-        </w:rPr>
-        <w:t>Ayatollah</w:t>
-      </w:r>
-      <w:r>
-        <w:t xml:space="preserve"> </w:t>
-      </w:r>
-      <w:r>
-        <w:rPr>
-          <w:b/>
-          <w:i w:val="0"/>
-        </w:rPr>
-        <w:t>Ali</w:t>
-      </w:r>
-      <w:r>
-        <w:t xml:space="preserve"> </w:t>
-      </w:r>
-      <w:r>
-        <w:rPr>
-          <w:b/>
-          <w:i w:val="0"/>
-        </w:rPr>
-        <w:t>Khamenei</w:t>
-      </w:r>
-      <w:r>
-        <w:t xml:space="preserve"> </w:t>
-      </w:r>
-      <w:r>
-        <w:rPr>
-          <w:b w:val="0"/>
-          <w:i w:val="0"/>
-        </w:rPr>
-        <w:t>—</w:t>
-      </w:r>
-      <w:r>
-        <w:t xml:space="preserve"> </w:t>
-      </w:r>
-      <w:r>
-        <w:rPr>
-          <w:b w:val="0"/>
-          <w:i w:val="0"/>
-        </w:rPr>
-        <w:t>Deceased</w:t>
-      </w:r>
-      <w:r>
-        <w:t xml:space="preserve"> </w:t>
-      </w:r>
-      <w:r>
-        <w:rPr>
-          <w:b w:val="0"/>
-          <w:i w:val="0"/>
-        </w:rPr>
-        <w:t>Feb</w:t>
-      </w:r>
-      <w:r>
-        <w:t xml:space="preserve"> </w:t>
-      </w:r>
-      <w:r>
-        <w:rPr>
-          <w:b w:val="0"/>
-          <w:i w:val="0"/>
-        </w:rPr>
-        <w:t>2026</w:t>
-      </w:r>
-      <w:r>
-        <w:t xml:space="preserve"> </w:t>
-      </w:r>
-      <w:r>
-        <w:rPr>
-          <w:b w:val="0"/>
-          <w:i w:val="0"/>
-        </w:rPr>
-        <w:t>—</w:t>
-      </w:r>
-      <w:r>
-        <w:t xml:space="preserve"> </w:t>
-      </w:r>
-      <w:r>
-        <w:rPr>
-          <w:b w:val="0"/>
-          <w:i w:val="0"/>
-        </w:rPr>
-        <w:t>see</w:t>
-      </w:r>
-      <w:r>
-        <w:t xml:space="preserve"> </w:t>
-      </w:r>
-      <w:r>
-        <w:rPr>
-          <w:b w:val="0"/>
-          <w:i w:val="0"/>
-        </w:rPr>
-        <w:t>STATUS.</w:t>
-      </w:r>
-      <w:r>
-        <w:t xml:space="preserve"> </w:t>
-      </w:r>
-      <w:r>
-        <w:rPr>
-          <w:b w:val="0"/>
-          <w:i w:val="0"/>
-        </w:rPr>
-        <w:t>Kept</w:t>
-      </w:r>
-      <w:r>
-        <w:t xml:space="preserve"> </w:t>
-      </w:r>
-      <w:r>
-        <w:rPr>
-          <w:b w:val="0"/>
-          <w:i w:val="0"/>
-        </w:rPr>
-        <w:t>as</w:t>
-      </w:r>
-      <w:r>
-        <w:t xml:space="preserve"> </w:t>
-      </w:r>
-      <w:r>
-        <w:rPr>
-          <w:b w:val="0"/>
-          <w:i w:val="0"/>
-        </w:rPr>
-        <w:t>an</w:t>
-      </w:r>
-      <w:r>
-        <w:t xml:space="preserve"> </w:t>
-      </w:r>
-      <w:r>
-        <w:rPr>
-          <w:b w:val="0"/>
-          <w:i w:val="0"/>
-        </w:rPr>
-        <w:t>example</w:t>
-      </w:r>
-      <w:r>
-        <w:t xml:space="preserve"> </w:t>
-      </w:r>
-      <w:r>
-        <w:rPr>
-          <w:b w:val="0"/>
-          <w:i w:val="0"/>
-        </w:rPr>
-        <w:t>—</w:t>
+          <w:b w:val="0"/>
+          <w:i w:val="0"/>
+        </w:rPr>
+        <w:t>Titles</w:t>
+      </w:r>
+      <w:r>
+        <w:t xml:space="preserve"> </w:t>
+      </w:r>
+      <w:r>
+        <w:rPr>
+          <w:b w:val="0"/>
+          <w:i w:val="0"/>
+        </w:rPr>
+        <w:t>are</w:t>
+      </w:r>
+      <w:r>
+        <w:t xml:space="preserve"> </w:t>
+      </w:r>
+      <w:r>
+        <w:rPr>
+          <w:b w:val="0"/>
+          <w:i w:val="0"/>
+        </w:rPr>
+        <w:t>retained</w:t>
+      </w:r>
+      <w:r>
+        <w:t xml:space="preserve"> </w:t>
+      </w:r>
+      <w:r>
+        <w:rPr>
+          <w:b w:val="0"/>
+          <w:i w:val="0"/>
+        </w:rPr>
+        <w:t>on</w:t>
+      </w:r>
+      <w:r>
+        <w:t xml:space="preserve"> </w:t>
+      </w:r>
+      <w:r>
+        <w:rPr>
+          <w:b w:val="0"/>
+          <w:i w:val="0"/>
+        </w:rPr>
+        <w:t>every</w:t>
+      </w:r>
+      <w:r>
+        <w:t xml:space="preserve"> </w:t>
+      </w:r>
+      <w:r>
+        <w:rPr>
+          <w:b w:val="0"/>
+          <w:i w:val="0"/>
+        </w:rPr>
+        <w:t>reference</w:t>
+      </w:r>
+      <w:r>
+        <w:t xml:space="preserve"> </w:t>
+      </w:r>
+      <w:r>
+        <w:rPr>
+          <w:b w:val="0"/>
+          <w:i w:val="0"/>
+        </w:rPr>
+        <w:t>per</w:t>
+      </w:r>
+      <w:r>
+        <w:t xml:space="preserve"> </w:t>
+      </w:r>
+      <w:r>
+        <w:rPr>
+          <w:rFonts w:ascii="Courier New" w:hAnsi="Courier New" w:eastAsia="Courier New"/>
+          <w:b w:val="0"/>
+          <w:i w:val="0"/>
+          <w:sz w:val="19"/>
+        </w:rPr>
+        <w:t>PROCESSES</w:t>
+      </w:r>
+      <w:r>
+        <w:rPr>
+          <w:b w:val="0"/>
+          <w:i w:val="0"/>
+        </w:rPr>
+        <w:t>;</w:t>
+      </w:r>
+      <w:r>
+        <w:t xml:space="preserve"> </w:t>
+      </w:r>
+      <w:r>
+        <w:rPr>
+          <w:b w:val="0"/>
+          <w:i w:val="0"/>
+        </w:rPr>
+        <w:t>who</w:t>
+      </w:r>
+      <w:r>
+        <w:t xml:space="preserve"> </w:t>
+      </w:r>
+      <w:r>
+        <w:rPr>
+          <w:b w:val="0"/>
+          <w:i w:val="0"/>
+        </w:rPr>
+        <w:t>currently</w:t>
+      </w:r>
+      <w:r>
+        <w:t xml:space="preserve"> </w:t>
+      </w:r>
+      <w:r>
+        <w:rPr>
+          <w:b w:val="0"/>
+          <w:i w:val="0"/>
+        </w:rPr>
+        <w:t>holds</w:t>
+      </w:r>
+      <w:r>
+        <w:t xml:space="preserve"> </w:t>
+      </w:r>
+      <w:r>
+        <w:rPr>
+          <w:b w:val="0"/>
+          <w:i w:val="0"/>
+        </w:rPr>
+        <w:t>one</w:t>
+      </w:r>
+      <w:r>
+        <w:t xml:space="preserve"> </w:t>
+      </w:r>
+      <w:r>
+        <w:rPr>
+          <w:b w:val="0"/>
+          <w:i w:val="0"/>
+        </w:rPr>
+        <w:t>is</w:t>
+      </w:r>
+      <w:r>
+        <w:t xml:space="preserve"> </w:t>
+      </w:r>
+      <w:r>
+        <w:rPr>
+          <w:b w:val="0"/>
+          <w:i w:val="0"/>
+        </w:rPr>
+        <w:t>a</w:t>
+      </w:r>
+      <w:r>
+        <w:t xml:space="preserve"> </w:t>
+      </w:r>
+      <w:r>
+        <w:rPr>
+          <w:rFonts w:ascii="Courier New" w:hAnsi="Courier New" w:eastAsia="Courier New"/>
+          <w:b w:val="0"/>
+          <w:i w:val="0"/>
+          <w:sz w:val="19"/>
+        </w:rPr>
+        <w:t>STATUS</w:t>
+      </w:r>
+      <w:r>
+        <w:t xml:space="preserve"> </w:t>
+      </w:r>
+      <w:r>
+        <w:rPr>
+          <w:b w:val="0"/>
+          <w:i w:val="0"/>
+        </w:rPr>
+        <w:t>fact.</w:t>
+      </w:r>
+      <w:r>
+        <w:t xml:space="preserve"> </w:t>
+      </w:r>
+      <w:r>
+        <w:rPr>
+          <w:b w:val="0"/>
+          <w:i w:val="0"/>
+        </w:rPr>
+        <w:t>These</w:t>
+      </w:r>
+      <w:r>
+        <w:t xml:space="preserve"> </w:t>
+      </w:r>
+      <w:r>
+        <w:rPr>
+          <w:b w:val="0"/>
+          <w:i w:val="0"/>
+        </w:rPr>
+        <w:t>entries</w:t>
+      </w:r>
+      <w:r>
+        <w:t xml:space="preserve"> </w:t>
+      </w:r>
+      <w:r>
+        <w:rPr>
+          <w:b w:val="0"/>
+          <w:i w:val="0"/>
+        </w:rPr>
+        <w:t>carry</w:t>
       </w:r>
       <w:r>
         <w:t xml:space="preserve"> </w:t>
@@ -74817,237 +75867,37 @@
           <w:b w:val="0"/>
           <w:i w:val="0"/>
         </w:rPr>
-        <w:t>title</w:t>
-      </w:r>
-      <w:r>
-        <w:t xml:space="preserve"> </w:t>
-      </w:r>
-      <w:r>
-        <w:rPr>
-          <w:b w:val="0"/>
-          <w:i w:val="0"/>
-        </w:rPr>
-        <w:t>"Ayatollah"</w:t>
-      </w:r>
-      <w:r>
-        <w:t xml:space="preserve"> </w:t>
-      </w:r>
-      <w:r>
-        <w:rPr>
-          <w:b w:val="0"/>
-          <w:i w:val="0"/>
-        </w:rPr>
-        <w:t>stays</w:t>
-      </w:r>
-      <w:r>
-        <w:t xml:space="preserve"> </w:t>
-      </w:r>
-      <w:r>
-        <w:rPr>
-          <w:b w:val="0"/>
-          <w:i w:val="0"/>
-        </w:rPr>
-        <w:t>on</w:t>
-      </w:r>
-      <w:r>
-        <w:t xml:space="preserve"> </w:t>
-      </w:r>
-      <w:r>
-        <w:rPr>
-          <w:b w:val="0"/>
-          <w:i w:val="0"/>
-        </w:rPr>
-        <w:t>all</w:t>
-      </w:r>
-      <w:r>
-        <w:t xml:space="preserve"> </w:t>
-      </w:r>
-      <w:r>
-        <w:rPr>
-          <w:b w:val="0"/>
-          <w:i w:val="0"/>
-        </w:rPr>
-        <w:t>references.</w:t>
-      </w:r>
-      <w:r>
-        <w:t xml:space="preserve"> </w:t>
-      </w:r>
-      <w:r>
-        <w:rPr>
-          <w:b w:val="0"/>
-          <w:i w:val="0"/>
-        </w:rPr>
-        <w:t>(Title-retention</w:t>
-      </w:r>
-      <w:r>
-        <w:t xml:space="preserve"> </w:t>
-      </w:r>
-      <w:r>
-        <w:rPr>
-          <w:b w:val="0"/>
-          <w:i w:val="0"/>
-        </w:rPr>
-        <w:t>rule</w:t>
-      </w:r>
-      <w:r>
-        <w:t xml:space="preserve"> </w:t>
-      </w:r>
-      <w:r>
-        <w:rPr>
-          <w:b w:val="0"/>
-          <w:i w:val="0"/>
-        </w:rPr>
-        <w:t>applies</w:t>
-      </w:r>
-      <w:r>
-        <w:t xml:space="preserve"> </w:t>
-      </w:r>
-      <w:r>
-        <w:rPr>
-          <w:b w:val="0"/>
-          <w:i w:val="0"/>
-        </w:rPr>
-        <w:t>across</w:t>
-      </w:r>
-      <w:r>
-        <w:t xml:space="preserve"> </w:t>
-      </w:r>
-      <w:r>
-        <w:rPr>
-          <w:b w:val="0"/>
-          <w:i w:val="0"/>
-        </w:rPr>
-        <w:t>this</w:t>
-      </w:r>
-      <w:r>
-        <w:t xml:space="preserve"> </w:t>
-      </w:r>
-      <w:r>
-        <w:rPr>
-          <w:b w:val="0"/>
-          <w:i w:val="0"/>
-        </w:rPr>
-        <w:t>block</w:t>
-      </w:r>
-      <w:r>
-        <w:t xml:space="preserve"> </w:t>
-      </w:r>
-      <w:r>
-        <w:rPr>
-          <w:b w:val="0"/>
-          <w:i w:val="0"/>
-        </w:rPr>
-        <w:t>—</w:t>
-      </w:r>
-      <w:r>
-        <w:t xml:space="preserve"> </w:t>
-      </w:r>
-      <w:r>
-        <w:rPr>
-          <w:b w:val="0"/>
-          <w:i w:val="0"/>
-        </w:rPr>
-        <w:t>Ayatollah,</w:t>
-      </w:r>
-      <w:r>
-        <w:t xml:space="preserve"> </w:t>
-      </w:r>
-      <w:r>
-        <w:rPr>
-          <w:b w:val="0"/>
-          <w:i w:val="0"/>
-        </w:rPr>
-        <w:t>King,</w:t>
-      </w:r>
-      <w:r>
-        <w:t xml:space="preserve"> </w:t>
-      </w:r>
-      <w:r>
-        <w:rPr>
-          <w:b w:val="0"/>
-          <w:i w:val="0"/>
-        </w:rPr>
-        <w:t>Pope,</w:t>
-      </w:r>
-      <w:r>
-        <w:t xml:space="preserve"> </w:t>
-      </w:r>
-      <w:r>
-        <w:rPr>
-          <w:b w:val="0"/>
-          <w:i w:val="0"/>
-        </w:rPr>
-        <w:t>Prince,</w:t>
-      </w:r>
-      <w:r>
-        <w:t xml:space="preserve"> </w:t>
-      </w:r>
-      <w:r>
-        <w:rPr>
-          <w:b w:val="0"/>
-          <w:i w:val="0"/>
-        </w:rPr>
-        <w:t>Duchess,</w:t>
-      </w:r>
-      <w:r>
-        <w:t xml:space="preserve"> </w:t>
-      </w:r>
-      <w:r>
-        <w:rPr>
-          <w:b w:val="0"/>
-          <w:i w:val="0"/>
-        </w:rPr>
-        <w:t>etc</w:t>
-      </w:r>
-      <w:r>
-        <w:t xml:space="preserve"> </w:t>
-      </w:r>
-      <w:r>
-        <w:rPr>
-          <w:b w:val="0"/>
-          <w:i w:val="0"/>
-        </w:rPr>
-        <w:t>all</w:t>
-      </w:r>
-      <w:r>
-        <w:t xml:space="preserve"> </w:t>
-      </w:r>
-      <w:r>
-        <w:rPr>
-          <w:b w:val="0"/>
-          <w:i w:val="0"/>
-        </w:rPr>
-        <w:t>kept</w:t>
-      </w:r>
-      <w:r>
-        <w:t xml:space="preserve"> </w:t>
-      </w:r>
-      <w:r>
-        <w:rPr>
-          <w:b w:val="0"/>
-          <w:i w:val="0"/>
-        </w:rPr>
-        <w:t>on</w:t>
-      </w:r>
-      <w:r>
-        <w:t xml:space="preserve"> </w:t>
-      </w:r>
-      <w:r>
-        <w:rPr>
-          <w:b w:val="0"/>
-          <w:i w:val="0"/>
-        </w:rPr>
-        <w:t>every</w:t>
-      </w:r>
-      <w:r>
-        <w:t xml:space="preserve"> </w:t>
-      </w:r>
-      <w:r>
-        <w:rPr>
-          <w:b w:val="0"/>
-          <w:i w:val="0"/>
-        </w:rPr>
-        <w:t>reference.).</w:t>
+        <w:t>house</w:t>
+      </w:r>
+      <w:r>
+        <w:t xml:space="preserve"> </w:t>
+      </w:r>
+      <w:r>
+        <w:rPr>
+          <w:b w:val="0"/>
+          <w:i w:val="0"/>
+        </w:rPr>
+        <w:t>short</w:t>
+      </w:r>
+      <w:r>
+        <w:t xml:space="preserve"> </w:t>
+      </w:r>
+      <w:r>
+        <w:rPr>
+          <w:b w:val="0"/>
+          <w:i w:val="0"/>
+        </w:rPr>
+        <w:t>form</w:t>
+      </w:r>
+      <w:r>
+        <w:t xml:space="preserve"> </w:t>
+      </w:r>
+      <w:r>
+        <w:rPr>
+          <w:b w:val="0"/>
+          <w:i w:val="0"/>
+        </w:rPr>
+        <w:t>only.</w:t>
       </w:r>
     </w:p>
     <w:p>
@@ -75217,26 +76067,6 @@
           <w:b w:val="0"/>
           <w:i w:val="0"/>
         </w:rPr>
-        <w:t>Bhutanese</w:t>
-      </w:r>
-      <w:r>
-        <w:t xml:space="preserve"> </w:t>
-      </w:r>
-      <w:r>
-        <w:rPr>
-          <w:b w:val="0"/>
-          <w:i w:val="0"/>
-        </w:rPr>
-        <w:t>king;</w:t>
-      </w:r>
-      <w:r>
-        <w:t xml:space="preserve"> </w:t>
-      </w:r>
-      <w:r>
-        <w:rPr>
-          <w:b w:val="0"/>
-          <w:i w:val="0"/>
-        </w:rPr>
         <w:t>full</w:t>
       </w:r>
       <w:r>
@@ -75248,6 +76078,16 @@
           <w:i w:val="0"/>
         </w:rPr>
         <w:t>title</w:t>
+      </w:r>
+      <w:r>
+        <w:t xml:space="preserve"> </w:t>
+      </w:r>
+      <w:r>
+        <w:rPr>
+          <w:b w:val="0"/>
+          <w:i w:val="0"/>
+        </w:rPr>
+        <w:t>on</w:t>
       </w:r>
       <w:r>
         <w:t xml:space="preserve"> </w:t>
@@ -75358,216 +76198,6 @@
           <w:i w:val="0"/>
         </w:rPr>
         <w:t>suffices.</w:t>
-      </w:r>
-    </w:p>
-    <w:p>
-      <w:pPr/>
-      <w:r>
-        <w:rPr>
-          <w:b/>
-          <w:i w:val="0"/>
-        </w:rPr>
-        <w:t>Catherine,</w:t>
-      </w:r>
-      <w:r>
-        <w:t xml:space="preserve"> </w:t>
-      </w:r>
-      <w:r>
-        <w:rPr>
-          <w:b/>
-          <w:i w:val="0"/>
-        </w:rPr>
-        <w:t>Duchess</w:t>
-      </w:r>
-      <w:r>
-        <w:t xml:space="preserve"> </w:t>
-      </w:r>
-      <w:r>
-        <w:rPr>
-          <w:b/>
-          <w:i w:val="0"/>
-        </w:rPr>
-        <w:t>of</w:t>
-      </w:r>
-      <w:r>
-        <w:t xml:space="preserve"> </w:t>
-      </w:r>
-      <w:r>
-        <w:rPr>
-          <w:b/>
-          <w:i w:val="0"/>
-        </w:rPr>
-        <w:t>Cambridge</w:t>
-      </w:r>
-      <w:r>
-        <w:t xml:space="preserve"> </w:t>
-      </w:r>
-      <w:r>
-        <w:rPr>
-          <w:b w:val="0"/>
-          <w:i w:val="0"/>
-        </w:rPr>
-        <w:t>—</w:t>
-      </w:r>
-      <w:r>
-        <w:t xml:space="preserve"> </w:t>
-      </w:r>
-      <w:r>
-        <w:rPr>
-          <w:b w:val="0"/>
-          <w:i w:val="0"/>
-        </w:rPr>
-        <w:t>Not</w:t>
-      </w:r>
-      <w:r>
-        <w:t xml:space="preserve"> </w:t>
-      </w:r>
-      <w:r>
-        <w:rPr>
-          <w:b w:val="0"/>
-          <w:i w:val="0"/>
-        </w:rPr>
-        <w:t>Princess.</w:t>
-      </w:r>
-    </w:p>
-    <w:p>
-      <w:pPr/>
-      <w:r>
-        <w:rPr>
-          <w:b/>
-          <w:i w:val="0"/>
-        </w:rPr>
-        <w:t>Prince</w:t>
-      </w:r>
-      <w:r>
-        <w:t xml:space="preserve"> </w:t>
-      </w:r>
-      <w:r>
-        <w:rPr>
-          <w:b/>
-          <w:i w:val="0"/>
-        </w:rPr>
-        <w:t>William</w:t>
-      </w:r>
-      <w:r>
-        <w:t xml:space="preserve"> </w:t>
-      </w:r>
-      <w:r>
-        <w:rPr>
-          <w:b w:val="0"/>
-          <w:i w:val="0"/>
-        </w:rPr>
-        <w:t>—</w:t>
-      </w:r>
-      <w:r>
-        <w:t xml:space="preserve"> </w:t>
-      </w:r>
-      <w:r>
-        <w:rPr>
-          <w:b w:val="0"/>
-          <w:i w:val="0"/>
-        </w:rPr>
-        <w:t>British</w:t>
-      </w:r>
-      <w:r>
-        <w:t xml:space="preserve"> </w:t>
-      </w:r>
-      <w:r>
-        <w:rPr>
-          <w:b w:val="0"/>
-          <w:i w:val="0"/>
-        </w:rPr>
-        <w:t>royals</w:t>
-      </w:r>
-      <w:r>
-        <w:t xml:space="preserve"> </w:t>
-      </w:r>
-      <w:r>
-        <w:rPr>
-          <w:b w:val="0"/>
-          <w:i w:val="0"/>
-        </w:rPr>
-        <w:t>retain</w:t>
-      </w:r>
-      <w:r>
-        <w:t xml:space="preserve"> </w:t>
-      </w:r>
-      <w:r>
-        <w:rPr>
-          <w:b w:val="0"/>
-          <w:i w:val="0"/>
-        </w:rPr>
-        <w:t>"Prince"</w:t>
-      </w:r>
-      <w:r>
-        <w:t xml:space="preserve"> </w:t>
-      </w:r>
-      <w:r>
-        <w:rPr>
-          <w:b w:val="0"/>
-          <w:i w:val="0"/>
-        </w:rPr>
-        <w:t>on</w:t>
-      </w:r>
-      <w:r>
-        <w:t xml:space="preserve"> </w:t>
-      </w:r>
-      <w:r>
-        <w:rPr>
-          <w:b w:val="0"/>
-          <w:i w:val="0"/>
-        </w:rPr>
-        <w:t>all</w:t>
-      </w:r>
-      <w:r>
-        <w:t xml:space="preserve"> </w:t>
-      </w:r>
-      <w:r>
-        <w:rPr>
-          <w:b w:val="0"/>
-          <w:i w:val="0"/>
-        </w:rPr>
-        <w:t>references</w:t>
-      </w:r>
-      <w:r>
-        <w:t xml:space="preserve"> </w:t>
-      </w:r>
-      <w:r>
-        <w:rPr>
-          <w:b w:val="0"/>
-          <w:i w:val="0"/>
-        </w:rPr>
-        <w:t>—</w:t>
-      </w:r>
-      <w:r>
-        <w:t xml:space="preserve"> </w:t>
-      </w:r>
-      <w:r>
-        <w:rPr>
-          <w:b w:val="0"/>
-          <w:i w:val="0"/>
-        </w:rPr>
-        <w:t>not</w:t>
-      </w:r>
-      <w:r>
-        <w:t xml:space="preserve"> </w:t>
-      </w:r>
-      <w:r>
-        <w:rPr>
-          <w:b w:val="0"/>
-          <w:i w:val="0"/>
-        </w:rPr>
-        <w:t>just</w:t>
-      </w:r>
-      <w:r>
-        <w:t xml:space="preserve"> </w:t>
-      </w:r>
-      <w:r>
-        <w:rPr>
-          <w:b w:val="0"/>
-          <w:i w:val="0"/>
-        </w:rPr>
-        <w:t>"William".</w:t>
       </w:r>
     </w:p>
     <w:p>
@@ -79726,6 +80356,416 @@
           <w:i w:val="0"/>
         </w:rPr>
         <w:t>Isaan).</w:t>
+      </w:r>
+      <w:r>
+        <w:t xml:space="preserve"> </w:t>
+      </w:r>
+      <w:r>
+        <w:rPr>
+          <w:b w:val="0"/>
+          <w:i w:val="0"/>
+        </w:rPr>
+        <w:t>A</w:t>
+      </w:r>
+      <w:r>
+        <w:t xml:space="preserve"> </w:t>
+      </w:r>
+      <w:r>
+        <w:rPr>
+          <w:b w:val="0"/>
+          <w:i w:val="0"/>
+        </w:rPr>
+        <w:t>name</w:t>
+      </w:r>
+      <w:r>
+        <w:t xml:space="preserve"> </w:t>
+      </w:r>
+      <w:r>
+        <w:rPr>
+          <w:b w:val="0"/>
+          <w:i w:val="0"/>
+        </w:rPr>
+        <w:t>not</w:t>
+      </w:r>
+      <w:r>
+        <w:t xml:space="preserve"> </w:t>
+      </w:r>
+      <w:r>
+        <w:rPr>
+          <w:b w:val="0"/>
+          <w:i w:val="0"/>
+        </w:rPr>
+        <w:t>listed</w:t>
+      </w:r>
+      <w:r>
+        <w:t xml:space="preserve"> </w:t>
+      </w:r>
+      <w:r>
+        <w:rPr>
+          <w:b w:val="0"/>
+          <w:i w:val="0"/>
+        </w:rPr>
+        <w:t>here</w:t>
+      </w:r>
+      <w:r>
+        <w:t xml:space="preserve"> </w:t>
+      </w:r>
+      <w:r>
+        <w:rPr>
+          <w:b w:val="0"/>
+          <w:i w:val="0"/>
+        </w:rPr>
+        <w:t>stands</w:t>
+      </w:r>
+      <w:r>
+        <w:t xml:space="preserve"> </w:t>
+      </w:r>
+      <w:r>
+        <w:rPr>
+          <w:b w:val="0"/>
+          <w:i w:val="0"/>
+        </w:rPr>
+        <w:t>as</w:t>
+      </w:r>
+      <w:r>
+        <w:t xml:space="preserve"> </w:t>
+      </w:r>
+      <w:r>
+        <w:rPr>
+          <w:b w:val="0"/>
+          <w:i w:val="0"/>
+        </w:rPr>
+        <w:t>the</w:t>
+      </w:r>
+      <w:r>
+        <w:t xml:space="preserve"> </w:t>
+      </w:r>
+      <w:r>
+        <w:rPr>
+          <w:b w:val="0"/>
+          <w:i w:val="0"/>
+        </w:rPr>
+        <w:t>reporter</w:t>
+      </w:r>
+      <w:r>
+        <w:t xml:space="preserve"> </w:t>
+      </w:r>
+      <w:r>
+        <w:rPr>
+          <w:b w:val="0"/>
+          <w:i w:val="0"/>
+        </w:rPr>
+        <w:t>filed</w:t>
+      </w:r>
+      <w:r>
+        <w:t xml:space="preserve"> </w:t>
+      </w:r>
+      <w:r>
+        <w:rPr>
+          <w:b w:val="0"/>
+          <w:i w:val="0"/>
+        </w:rPr>
+        <w:t>it:</w:t>
+      </w:r>
+      <w:r>
+        <w:t xml:space="preserve"> </w:t>
+      </w:r>
+      <w:r>
+        <w:rPr>
+          <w:b w:val="0"/>
+          <w:i w:val="0"/>
+        </w:rPr>
+        <w:t>apply</w:t>
+      </w:r>
+      <w:r>
+        <w:t xml:space="preserve"> </w:t>
+      </w:r>
+      <w:r>
+        <w:rPr>
+          <w:b w:val="0"/>
+          <w:i w:val="0"/>
+        </w:rPr>
+        <w:t>the</w:t>
+      </w:r>
+      <w:r>
+        <w:t xml:space="preserve"> </w:t>
+      </w:r>
+      <w:r>
+        <w:rPr>
+          <w:b w:val="0"/>
+          <w:i w:val="0"/>
+        </w:rPr>
+        <w:t>global</w:t>
+      </w:r>
+      <w:r>
+        <w:t xml:space="preserve"> </w:t>
+      </w:r>
+      <w:r>
+        <w:rPr>
+          <w:b w:val="0"/>
+          <w:i w:val="0"/>
+        </w:rPr>
+        <w:t>rules</w:t>
+      </w:r>
+      <w:r>
+        <w:t xml:space="preserve"> </w:t>
+      </w:r>
+      <w:r>
+        <w:rPr>
+          <w:b w:val="0"/>
+          <w:i w:val="0"/>
+        </w:rPr>
+        <w:t>and</w:t>
+      </w:r>
+      <w:r>
+        <w:t xml:space="preserve"> </w:t>
+      </w:r>
+      <w:r>
+        <w:rPr>
+          <w:b w:val="0"/>
+          <w:i w:val="0"/>
+        </w:rPr>
+        <w:t>nothing</w:t>
+      </w:r>
+      <w:r>
+        <w:t xml:space="preserve"> </w:t>
+      </w:r>
+      <w:r>
+        <w:rPr>
+          <w:b w:val="0"/>
+          <w:i w:val="0"/>
+        </w:rPr>
+        <w:t>else.</w:t>
+      </w:r>
+      <w:r>
+        <w:t xml:space="preserve"> </w:t>
+      </w:r>
+      <w:r>
+        <w:rPr>
+          <w:b w:val="0"/>
+          <w:i w:val="0"/>
+        </w:rPr>
+        <w:t>Where</w:t>
+      </w:r>
+      <w:r>
+        <w:t xml:space="preserve"> </w:t>
+      </w:r>
+      <w:r>
+        <w:rPr>
+          <w:b w:val="0"/>
+          <w:i w:val="0"/>
+        </w:rPr>
+        <w:t>an</w:t>
+      </w:r>
+      <w:r>
+        <w:t xml:space="preserve"> </w:t>
+      </w:r>
+      <w:r>
+        <w:rPr>
+          <w:b w:val="0"/>
+          <w:i w:val="0"/>
+        </w:rPr>
+        <w:t>unlisted</w:t>
+      </w:r>
+      <w:r>
+        <w:t xml:space="preserve"> </w:t>
+      </w:r>
+      <w:r>
+        <w:rPr>
+          <w:b w:val="0"/>
+          <w:i w:val="0"/>
+        </w:rPr>
+        <w:t>name</w:t>
+      </w:r>
+      <w:r>
+        <w:t xml:space="preserve"> </w:t>
+      </w:r>
+      <w:r>
+        <w:rPr>
+          <w:b w:val="0"/>
+          <w:i w:val="0"/>
+        </w:rPr>
+        <w:t>matches</w:t>
+      </w:r>
+      <w:r>
+        <w:t xml:space="preserve"> </w:t>
+      </w:r>
+      <w:r>
+        <w:rPr>
+          <w:b w:val="0"/>
+          <w:i w:val="0"/>
+        </w:rPr>
+        <w:t>neither</w:t>
+      </w:r>
+      <w:r>
+        <w:t xml:space="preserve"> </w:t>
+      </w:r>
+      <w:r>
+        <w:rPr>
+          <w:b w:val="0"/>
+          <w:i w:val="0"/>
+        </w:rPr>
+        <w:t>the</w:t>
+      </w:r>
+      <w:r>
+        <w:t xml:space="preserve"> </w:t>
+      </w:r>
+      <w:r>
+        <w:rPr>
+          <w:b w:val="0"/>
+          <w:i w:val="0"/>
+        </w:rPr>
+        <w:t>BKP</w:t>
+      </w:r>
+      <w:r>
+        <w:t xml:space="preserve"> </w:t>
+      </w:r>
+      <w:r>
+        <w:rPr>
+          <w:b w:val="0"/>
+          <w:i w:val="0"/>
+        </w:rPr>
+        <w:t>forms</w:t>
+      </w:r>
+      <w:r>
+        <w:t xml:space="preserve"> </w:t>
+      </w:r>
+      <w:r>
+        <w:rPr>
+          <w:b w:val="0"/>
+          <w:i w:val="0"/>
+        </w:rPr>
+        <w:t>above</w:t>
+      </w:r>
+      <w:r>
+        <w:t xml:space="preserve"> </w:t>
+      </w:r>
+      <w:r>
+        <w:rPr>
+          <w:b w:val="0"/>
+          <w:i w:val="0"/>
+        </w:rPr>
+        <w:t>nor</w:t>
+      </w:r>
+      <w:r>
+        <w:t xml:space="preserve"> </w:t>
+      </w:r>
+      <w:r>
+        <w:rPr>
+          <w:b w:val="0"/>
+          <w:i w:val="0"/>
+        </w:rPr>
+        <w:t>standard</w:t>
+      </w:r>
+      <w:r>
+        <w:t xml:space="preserve"> </w:t>
+      </w:r>
+      <w:r>
+        <w:rPr>
+          <w:b w:val="0"/>
+          <w:i w:val="0"/>
+        </w:rPr>
+        <w:t>RTGS,</w:t>
+      </w:r>
+      <w:r>
+        <w:t xml:space="preserve"> </w:t>
+      </w:r>
+      <w:r>
+        <w:rPr>
+          <w:b w:val="0"/>
+          <w:i w:val="0"/>
+        </w:rPr>
+        <w:t>flag</w:t>
+      </w:r>
+      <w:r>
+        <w:t xml:space="preserve"> </w:t>
+      </w:r>
+      <w:r>
+        <w:rPr>
+          <w:b w:val="0"/>
+          <w:i w:val="0"/>
+        </w:rPr>
+        <w:t>it.</w:t>
+      </w:r>
+      <w:r>
+        <w:t xml:space="preserve"> </w:t>
+      </w:r>
+      <w:r>
+        <w:rPr>
+          <w:b w:val="0"/>
+          <w:i w:val="0"/>
+        </w:rPr>
+        <w:t>Do</w:t>
+      </w:r>
+      <w:r>
+        <w:t xml:space="preserve"> </w:t>
+      </w:r>
+      <w:r>
+        <w:rPr>
+          <w:b w:val="0"/>
+          <w:i w:val="0"/>
+        </w:rPr>
+        <w:t>not</w:t>
+      </w:r>
+      <w:r>
+        <w:t xml:space="preserve"> </w:t>
+      </w:r>
+      <w:r>
+        <w:rPr>
+          <w:b w:val="0"/>
+          <w:i w:val="0"/>
+        </w:rPr>
+        <w:t>alter</w:t>
+      </w:r>
+      <w:r>
+        <w:t xml:space="preserve"> </w:t>
+      </w:r>
+      <w:r>
+        <w:rPr>
+          <w:b w:val="0"/>
+          <w:i w:val="0"/>
+        </w:rPr>
+        <w:t>it</w:t>
+      </w:r>
+      <w:r>
+        <w:t xml:space="preserve"> </w:t>
+      </w:r>
+      <w:r>
+        <w:rPr>
+          <w:b w:val="0"/>
+          <w:i w:val="0"/>
+        </w:rPr>
+        <w:t>and</w:t>
+      </w:r>
+      <w:r>
+        <w:t xml:space="preserve"> </w:t>
+      </w:r>
+      <w:r>
+        <w:rPr>
+          <w:b w:val="0"/>
+          <w:i w:val="0"/>
+        </w:rPr>
+        <w:t>do</w:t>
+      </w:r>
+      <w:r>
+        <w:t xml:space="preserve"> </w:t>
+      </w:r>
+      <w:r>
+        <w:rPr>
+          <w:b w:val="0"/>
+          <w:i w:val="0"/>
+        </w:rPr>
+        <w:t>not</w:t>
+      </w:r>
+      <w:r>
+        <w:t xml:space="preserve"> </w:t>
+      </w:r>
+      <w:r>
+        <w:rPr>
+          <w:b w:val="0"/>
+          <w:i w:val="0"/>
+        </w:rPr>
+        <w:t>hold.</w:t>
       </w:r>
     </w:p>
     <w:p>

--- a/Blueprint/BLUEPRINT.docx
+++ b/Blueprint/BLUEPRINT.docx
@@ -42876,6 +42876,26 @@
       </w:r>
     </w:p>
     <w:p>
+      <w:pPr/>
+      <w:r>
+        <w:rPr>
+          <w:b w:val="0"/>
+          <w:i w:val="0"/>
+        </w:rPr>
+        <w:t>the</w:t>
+      </w:r>
+      <w:r>
+        <w:t xml:space="preserve"> </w:t>
+      </w:r>
+      <w:r>
+        <w:rPr>
+          <w:b w:val="0"/>
+          <w:i w:val="0"/>
+        </w:rPr>
+        <w:t>lookups</w:t>
+      </w:r>
+    </w:p>
+    <w:p>
       <w:pPr>
         <w:pStyle w:val="BKPCode"/>
         <w:keepLines/>
@@ -46442,6 +46462,7 @@
       <w:headerReference w:type="even" r:id="rId16"/>
       <w:footerReference w:type="default" r:id="rId17"/>
       <w:footerReference w:type="even" r:id="rId18"/>
+      <w:headerReference w:type="first" r:id="rId19"/>
       <w:pgSz w:h="15840" w:w="12240" w:orient="portrait"/>
       <w:pgMar w:bottom="1037" w:top="1080" w:left="1181" w:right="1181" w:header="432" w:footer="490"/>
       <w:titlePg/>
@@ -46658,7 +46679,7 @@
         <w:color w:val="A8A8A8"/>
         <w:sz w:val="20"/>
       </w:rPr>
-      <w:t>070826_all_rebuild | go.fuzzylogic.page/core</w:t>
+      <w:t>090826_reg_part-opening | go.fuzzylogic.page/core</w:t>
     </w:r>
   </w:p>
 </w:hdr>
@@ -46725,6 +46746,27 @@
       <w:fldChar w:fldCharType="separate"/>
       <w:t>1</w:t>
       <w:fldChar w:fldCharType="end"/>
+    </w:r>
+  </w:p>
+</w:hdr>
+</file>
+
+<file path=word/header8.xml><?xml version="1.0" encoding="utf-8"?>
+<w:hdr xmlns:m="http://schemas.openxmlformats.org/officeDocument/2006/math" xmlns:mc="http://schemas.openxmlformats.org/markup-compatibility/2006" xmlns:mo="http://schemas.microsoft.com/office/mac/office/2008/main" xmlns:mv="urn:schemas-microsoft-com:mac:vml" xmlns:o="urn:schemas-microsoft-com:office:office" xmlns:r="http://schemas.openxmlformats.org/officeDocument/2006/relationships" xmlns:v="urn:schemas-microsoft-com:vml" xmlns:w10="urn:schemas-microsoft-com:office:word" xmlns:w14="http://schemas.microsoft.com/office/word/2010/wordml" xmlns:w="http://schemas.openxmlformats.org/wordprocessingml/2006/main" xmlns:wne="http://schemas.microsoft.com/office/word/2006/wordml" xmlns:wp14="http://schemas.microsoft.com/office/word/2010/wordprocessingDrawing" xmlns:wp="http://schemas.openxmlformats.org/drawingml/2006/wordprocessingDrawing" xmlns:wpc="http://schemas.microsoft.com/office/word/2010/wordprocessingCanvas" xmlns:wpg="http://schemas.microsoft.com/office/word/2010/wordprocessingGroup" xmlns:wpi="http://schemas.microsoft.com/office/word/2010/wordprocessingInk" xmlns:wps="http://schemas.microsoft.com/office/word/2010/wordprocessingShape" mc:Ignorable="w14 wp14">
+  <w:p>
+    <w:pPr>
+      <w:pStyle w:val="BKPFooter"/>
+      <w:jc w:val="right"/>
+      <w:pBdr>
+        <w:bottom w:val="single" w:sz="6" w:space="2" w:color="000000"/>
+      </w:pBdr>
+    </w:pPr>
+    <w:r>
+      <w:rPr>
+        <w:color w:val="A8A8A8"/>
+        <w:sz w:val="20"/>
+      </w:rPr>
+      <w:t>090826_reg_part-opening | go.fuzzylogic.page/reg</w:t>
     </w:r>
   </w:p>
 </w:hdr>

--- a/Blueprint/BLUEPRINT.docx
+++ b/Blueprint/BLUEPRINT.docx
@@ -641,7 +641,7 @@
           <w:b w:val="0"/>
           <w:i w:val="0"/>
         </w:rPr>
-        <w:t>register:</w:t>
+        <w:t>directory:</w:t>
       </w:r>
       <w:r>
         <w:t xml:space="preserve"> </w:t>
@@ -2227,7 +2227,7 @@
           <w:b/>
           <w:i w:val="0"/>
         </w:rPr>
-        <w:t>CORE</w:t>
+        <w:t>GUIDE</w:t>
       </w:r>
       <w:r>
         <w:t xml:space="preserve"> </w:t>
@@ -2413,7 +2413,7 @@
           <w:b/>
           <w:i w:val="0"/>
         </w:rPr>
-        <w:t>REGISTER,</w:t>
+        <w:t>DIRECTORY,</w:t>
       </w:r>
       <w:r>
         <w:t xml:space="preserve"> </w:t>
@@ -2639,7 +2639,7 @@
           <w:b/>
           <w:i w:val="0"/>
         </w:rPr>
-        <w:t>REGISTER,</w:t>
+        <w:t>DIRECTORY,</w:t>
       </w:r>
       <w:r>
         <w:t xml:space="preserve"> </w:t>
@@ -3373,7 +3373,7 @@
           <w:b w:val="0"/>
           <w:i w:val="0"/>
         </w:rPr>
-        <w:t>CORE</w:t>
+        <w:t>GUIDE</w:t>
       </w:r>
       <w:r>
         <w:t xml:space="preserve"> </w:t>
@@ -3393,7 +3393,7 @@
           <w:b w:val="0"/>
           <w:i w:val="0"/>
         </w:rPr>
-        <w:t>REGISTER,</w:t>
+        <w:t>DIRECTORY,</w:t>
       </w:r>
       <w:r>
         <w:t xml:space="preserve"> </w:t>
@@ -3503,7 +3503,7 @@
           <w:b w:val="0"/>
           <w:i w:val="0"/>
         </w:rPr>
-        <w:t>register</w:t>
+        <w:t>directory</w:t>
       </w:r>
       <w:r>
         <w:t xml:space="preserve"> </w:t>
@@ -3977,7 +3977,7 @@
           <w:b w:val="0"/>
           <w:i w:val="0"/>
         </w:rPr>
-        <w:t>REGISTER.</w:t>
+        <w:t>DIRECTORY.</w:t>
       </w:r>
       <w:r>
         <w:t xml:space="preserve"> </w:t>
@@ -4043,7 +4043,7 @@
           <w:b w:val="0"/>
           <w:i w:val="0"/>
         </w:rPr>
-        <w:t>CORE.</w:t>
+        <w:t>GUIDE.</w:t>
       </w:r>
       <w:r>
         <w:t xml:space="preserve"> </w:t>
@@ -4113,7 +4113,7 @@
           <w:b w:val="0"/>
           <w:i w:val="0"/>
         </w:rPr>
-        <w:t>register</w:t>
+        <w:t>directory</w:t>
       </w:r>
       <w:r>
         <w:t xml:space="preserve"> </w:t>
@@ -4263,7 +4263,7 @@
           <w:b w:val="0"/>
           <w:i w:val="0"/>
         </w:rPr>
-        <w:t>register</w:t>
+        <w:t>directory</w:t>
       </w:r>
       <w:r>
         <w:t xml:space="preserve"> </w:t>
@@ -4797,17 +4797,7 @@
           <w:b w:val="0"/>
           <w:i w:val="0"/>
         </w:rPr>
-        <w:t>register,</w:t>
-      </w:r>
-      <w:r>
-        <w:t xml:space="preserve"> </w:t>
-      </w:r>
-      <w:r>
-        <w:rPr>
-          <w:b w:val="0"/>
-          <w:i w:val="0"/>
-        </w:rPr>
-        <w:t>references</w:t>
+        <w:t>directory</w:t>
       </w:r>
       <w:r>
         <w:t xml:space="preserve"> </w:t>
@@ -5717,7 +5707,7 @@
           <w:b w:val="0"/>
           <w:i w:val="0"/>
         </w:rPr>
-        <w:t>register</w:t>
+        <w:t>directory</w:t>
       </w:r>
       <w:r>
         <w:t xml:space="preserve"> </w:t>
@@ -7063,7 +7053,7 @@
           <w:b w:val="0"/>
           <w:i w:val="0"/>
         </w:rPr>
-        <w:t>Register</w:t>
+        <w:t>Directory</w:t>
       </w:r>
       <w:r>
         <w:t xml:space="preserve"> </w:t>
@@ -17895,7 +17885,7 @@
           <w:b w:val="0"/>
           <w:i w:val="0"/>
         </w:rPr>
-        <w:t>REGISTER,</w:t>
+        <w:t>DIRECTORY,</w:t>
       </w:r>
       <w:r>
         <w:t xml:space="preserve"> </w:t>
@@ -31652,7 +31642,7 @@
           <w:b w:val="0"/>
           <w:i w:val="0"/>
         </w:rPr>
-        <w:t>REGISTER;</w:t>
+        <w:t>DIRECTORY;</w:t>
       </w:r>
       <w:r>
         <w:t xml:space="preserve"> </w:t>
@@ -40995,26 +40985,6 @@
       </w:r>
       <w:r>
         <w:t>&lt;/state_log&gt;</w:t>
-      </w:r>
-    </w:p>
-    <w:p>
-      <w:pPr/>
-      <w:r>
-        <w:rPr>
-          <w:b w:val="0"/>
-          <w:i w:val="0"/>
-        </w:rPr>
-        <w:t>the</w:t>
-      </w:r>
-      <w:r>
-        <w:t xml:space="preserve"> </w:t>
-      </w:r>
-      <w:r>
-        <w:rPr>
-          <w:b w:val="0"/>
-          <w:i w:val="0"/>
-        </w:rPr>
-        <w:t>lookups</w:t>
       </w:r>
     </w:p>
     <w:p>
@@ -41167,11 +41137,6 @@
       </w:pPr>
       <w:r>
         <w:t>people in the news</w:t>
-      </w:r>
-    </w:p>
-    <w:p>
-      <w:r>
-        <w:t>Apply the listed fact and flag — never silently change — filed copy that diverges. All facts are operator-cleared before publication.</w:t>
       </w:r>
     </w:p>
     <w:p>
@@ -45649,7 +45614,7 @@
         <w:color w:val="A8A8A8"/>
         <w:sz w:val="20"/>
       </w:rPr>
-      <w:t>100826_reg_exemplar-sweep | go.fuzzylogic.page/core</w:t>
+      <w:t>110826_all_guide-directory | go.fuzzylogic.page/core</w:t>
     </w:r>
   </w:p>
 </w:hdr>
@@ -45730,7 +45695,7 @@
         <w:color w:val="A8A8A8"/>
         <w:sz w:val="20"/>
       </w:rPr>
-      <w:t>100826_reg_exemplar-sweep | go.fuzzylogic.page/reg</w:t>
+      <w:t>110826_all_guide-directory | go.fuzzylogic.page/reg</w:t>
     </w:r>
   </w:p>
 </w:hdr>

--- a/Blueprint/BLUEPRINT.docx
+++ b/Blueprint/BLUEPRINT.docx
@@ -3901,17 +3901,17 @@
           <w:b w:val="0"/>
           <w:i w:val="0"/>
         </w:rPr>
-        <w:t>Every</w:t>
-      </w:r>
-      <w:r>
-        <w:t xml:space="preserve"> </w:t>
-      </w:r>
-      <w:r>
-        <w:rPr>
-          <w:b w:val="0"/>
-          <w:i w:val="0"/>
-        </w:rPr>
-        <w:t>part</w:t>
+        <w:t>Both</w:t>
+      </w:r>
+      <w:r>
+        <w:t xml:space="preserve"> </w:t>
+      </w:r>
+      <w:r>
+        <w:rPr>
+          <w:b w:val="0"/>
+          <w:i w:val="0"/>
+        </w:rPr>
+        <w:t>parts</w:t>
       </w:r>
       <w:r>
         <w:t xml:space="preserve"> </w:t>
@@ -3957,7 +3957,7 @@
           <w:b/>
           <w:i w:val="0"/>
         </w:rPr>
-        <w:t>go.fuzzylogic.page/reg</w:t>
+        <w:t>go.fuzzylogic.page/guide</w:t>
       </w:r>
       <w:r>
         <w:t xml:space="preserve"> </w:t>
@@ -3977,37 +3977,47 @@
           <w:b w:val="0"/>
           <w:i w:val="0"/>
         </w:rPr>
-        <w:t>DIRECTORY.</w:t>
-      </w:r>
-      <w:r>
-        <w:t xml:space="preserve"> </w:t>
-      </w:r>
-      <w:r>
-        <w:rPr>
-          <w:b w:val="0"/>
-          <w:i w:val="0"/>
-        </w:rPr>
-        <w:t>The</w:t>
-      </w:r>
-      <w:r>
-        <w:t xml:space="preserve"> </w:t>
-      </w:r>
-      <w:r>
-        <w:rPr>
-          <w:b w:val="0"/>
-          <w:i w:val="0"/>
-        </w:rPr>
-        <w:t>lookups,</w:t>
-      </w:r>
-      <w:r>
-        <w:t xml:space="preserve"> </w:t>
-      </w:r>
-      <w:r>
-        <w:rPr>
-          <w:b w:val="0"/>
-          <w:i w:val="0"/>
-        </w:rPr>
-        <w:t>YAML.</w:t>
+        <w:t>GUIDE.</w:t>
+      </w:r>
+      <w:r>
+        <w:t xml:space="preserve"> </w:t>
+      </w:r>
+      <w:r>
+        <w:rPr>
+          <w:b w:val="0"/>
+          <w:i w:val="0"/>
+        </w:rPr>
+        <w:t>Core</w:t>
+      </w:r>
+      <w:r>
+        <w:t xml:space="preserve"> </w:t>
+      </w:r>
+      <w:r>
+        <w:rPr>
+          <w:b w:val="0"/>
+          <w:i w:val="0"/>
+        </w:rPr>
+        <w:t>and</w:t>
+      </w:r>
+      <w:r>
+        <w:t xml:space="preserve"> </w:t>
+      </w:r>
+      <w:r>
+        <w:rPr>
+          <w:b w:val="0"/>
+          <w:i w:val="0"/>
+        </w:rPr>
+        <w:t>processes,</w:t>
+      </w:r>
+      <w:r>
+        <w:t xml:space="preserve"> </w:t>
+      </w:r>
+      <w:r>
+        <w:rPr>
+          <w:b w:val="0"/>
+          <w:i w:val="0"/>
+        </w:rPr>
+        <w:t>markdown.</w:t>
       </w:r>
     </w:p>
     <w:p>
@@ -4023,7 +4033,7 @@
           <w:b/>
           <w:i w:val="0"/>
         </w:rPr>
-        <w:t>go.fuzzylogic.page/core</w:t>
+        <w:t>go.fuzzylogic.page/dir</w:t>
       </w:r>
       <w:r>
         <w:t xml:space="preserve"> </w:t>
@@ -4043,37 +4053,47 @@
           <w:b w:val="0"/>
           <w:i w:val="0"/>
         </w:rPr>
-        <w:t>GUIDE.</w:t>
-      </w:r>
-      <w:r>
-        <w:t xml:space="preserve"> </w:t>
-      </w:r>
-      <w:r>
-        <w:rPr>
-          <w:b w:val="0"/>
-          <w:i w:val="0"/>
-        </w:rPr>
-        <w:t>This</w:t>
-      </w:r>
-      <w:r>
-        <w:t xml:space="preserve"> </w:t>
-      </w:r>
-      <w:r>
-        <w:rPr>
-          <w:b w:val="0"/>
-          <w:i w:val="0"/>
-        </w:rPr>
-        <w:t>document</w:t>
-      </w:r>
-      <w:r>
-        <w:t xml:space="preserve"> </w:t>
-      </w:r>
-      <w:r>
-        <w:rPr>
-          <w:b w:val="0"/>
-          <w:i w:val="0"/>
-        </w:rPr>
-        <w:t>alone.</w:t>
+        <w:t>DIRECTORY.</w:t>
+      </w:r>
+      <w:r>
+        <w:t xml:space="preserve"> </w:t>
+      </w:r>
+      <w:r>
+        <w:rPr>
+          <w:b w:val="0"/>
+          <w:i w:val="0"/>
+        </w:rPr>
+        <w:t>Status</w:t>
+      </w:r>
+      <w:r>
+        <w:t xml:space="preserve"> </w:t>
+      </w:r>
+      <w:r>
+        <w:rPr>
+          <w:b w:val="0"/>
+          <w:i w:val="0"/>
+        </w:rPr>
+        <w:t>and</w:t>
+      </w:r>
+      <w:r>
+        <w:t xml:space="preserve"> </w:t>
+      </w:r>
+      <w:r>
+        <w:rPr>
+          <w:b w:val="0"/>
+          <w:i w:val="0"/>
+        </w:rPr>
+        <w:t>references,</w:t>
+      </w:r>
+      <w:r>
+        <w:t xml:space="preserve"> </w:t>
+      </w:r>
+      <w:r>
+        <w:rPr>
+          <w:b w:val="0"/>
+          <w:i w:val="0"/>
+        </w:rPr>
+        <w:t>YAML.</w:t>
       </w:r>
     </w:p>
     <w:p>
@@ -4233,7 +4253,7 @@
           <w:b w:val="0"/>
           <w:i w:val="0"/>
         </w:rPr>
-        <w:t>REG</w:t>
+        <w:t>DIR</w:t>
       </w:r>
       <w:r>
         <w:t xml:space="preserve"> </w:t>
@@ -4394,6 +4414,96 @@
           <w:i w:val="0"/>
         </w:rPr>
         <w:t>section.</w:t>
+      </w:r>
+      <w:r>
+        <w:t xml:space="preserve"> </w:t>
+      </w:r>
+      <w:r>
+        <w:rPr>
+          <w:b w:val="0"/>
+          <w:i w:val="0"/>
+        </w:rPr>
+        <w:t>A</w:t>
+      </w:r>
+      <w:r>
+        <w:t xml:space="preserve"> </w:t>
+      </w:r>
+      <w:r>
+        <w:rPr>
+          <w:b w:val="0"/>
+          <w:i w:val="0"/>
+        </w:rPr>
+        <w:t>shift</w:t>
+      </w:r>
+      <w:r>
+        <w:t xml:space="preserve"> </w:t>
+      </w:r>
+      <w:r>
+        <w:rPr>
+          <w:b w:val="0"/>
+          <w:i w:val="0"/>
+        </w:rPr>
+        <w:t>needs</w:t>
+      </w:r>
+      <w:r>
+        <w:t xml:space="preserve"> </w:t>
+      </w:r>
+      <w:r>
+        <w:rPr>
+          <w:b w:val="0"/>
+          <w:i w:val="0"/>
+        </w:rPr>
+        <w:t>GUIDE</w:t>
+      </w:r>
+      <w:r>
+        <w:t xml:space="preserve"> </w:t>
+      </w:r>
+      <w:r>
+        <w:rPr>
+          <w:b w:val="0"/>
+          <w:i w:val="0"/>
+        </w:rPr>
+        <w:t>and</w:t>
+      </w:r>
+      <w:r>
+        <w:t xml:space="preserve"> </w:t>
+      </w:r>
+      <w:r>
+        <w:rPr>
+          <w:b w:val="0"/>
+          <w:i w:val="0"/>
+        </w:rPr>
+        <w:t>DIR,</w:t>
+      </w:r>
+      <w:r>
+        <w:t xml:space="preserve"> </w:t>
+      </w:r>
+      <w:r>
+        <w:rPr>
+          <w:b w:val="0"/>
+          <w:i w:val="0"/>
+        </w:rPr>
+        <w:t>and</w:t>
+      </w:r>
+      <w:r>
+        <w:t xml:space="preserve"> </w:t>
+      </w:r>
+      <w:r>
+        <w:rPr>
+          <w:b w:val="0"/>
+          <w:i w:val="0"/>
+        </w:rPr>
+        <w:t>nothing</w:t>
+      </w:r>
+      <w:r>
+        <w:t xml:space="preserve"> </w:t>
+      </w:r>
+      <w:r>
+        <w:rPr>
+          <w:b w:val="0"/>
+          <w:i w:val="0"/>
+        </w:rPr>
+        <w:t>else.</w:t>
       </w:r>
     </w:p>
     <w:p>
@@ -45614,7 +45724,7 @@
         <w:color w:val="A8A8A8"/>
         <w:sz w:val="20"/>
       </w:rPr>
-      <w:t>110826_all_guide-directory | go.fuzzylogic.page/core</w:t>
+      <w:t>110826_all_shortlink-names | go.fuzzylogic.page/guide</w:t>
     </w:r>
   </w:p>
 </w:hdr>
@@ -45695,7 +45805,7 @@
         <w:color w:val="A8A8A8"/>
         <w:sz w:val="20"/>
       </w:rPr>
-      <w:t>110826_all_guide-directory | go.fuzzylogic.page/reg</w:t>
+      <w:t>110826_all_shortlink-names | go.fuzzylogic.page/dir</w:t>
     </w:r>
   </w:p>
 </w:hdr>
